--- a/deliveries/2026-09-04/AutoBridge_Daily_2026-09-04/02_Procurement_Guides/GUIDE_20260904_06_Emission_Fuel_Compatibility.docx
+++ b/deliveries/2026-09-04/AutoBridge_Daily_2026-09-04/02_Procurement_Guides/GUIDE_20260904_06_Emission_Fuel_Compatibility.docx
@@ -7,7 +7,7 @@
         <w:pStyle w:val="Title"/>
       </w:pPr>
       <w:r>
-        <w:t>Taking a China-6 Vehicle Abroad: Emission Stage and Fuel Compatibility Without Assuming Euro Equivalence</w:t>
+        <w:t>China-VI Vehicles Overseas: Emission Standards, the 2026 Amendment and Fuel Compatibility Buyers Must Verify</w:t>
       </w:r>
     </w:p>
     <w:p>
@@ -29,7 +29,7 @@
         <w:t>SEO Title</w:t>
       </w:r>
       <w:r>
-        <w:t>: China-6 Vehicle Export: Emission Stage &amp; Fuel Compatibility Guide</w:t>
+        <w:t>: China VI Emissions &amp; Overseas Fuel Compatibility Guide — GB18352.6 / GB17691</w:t>
       </w:r>
     </w:p>
     <w:p>
@@ -43,7 +43,7 @@
         <w:t>Meta Description</w:t>
       </w:r>
       <w:r>
-        <w:t>: How to judge whether a Chinese China-6 (GB 18352.6) petrol or diesel vehicle fits an overseas market — China-6 diesel sulphur limit, DPF/SCR risk on high-sulphur fuel, and why China-6 is not automatic Euro approval.</w:t>
+        <w:t>: Separate light-duty GB18352.6-2016 (XG1-2026 amendment) from heavy-duty GB17691-2018, China-VI diesel sulphur limits and DPF/SCR risk, and why China VI never auto-equals Euro or EPA approval.</w:t>
       </w:r>
     </w:p>
     <w:p>
@@ -57,7 +57,7 @@
         <w:t>Suggested URL</w:t>
       </w:r>
       <w:r>
-        <w:t>: /guides/chinese-vehicle-emission-fuel-compatibility</w:t>
+        <w:t>: /guides/emission-fuel-compatibility-china-vehicles</w:t>
       </w:r>
     </w:p>
     <w:p>
@@ -71,7 +71,7 @@
         <w:t>H1</w:t>
       </w:r>
       <w:r>
-        <w:t>: Emission and Fuel Compatibility for Exported Chinese Vehicles: What China-6 Does and Does Not Tell You</w:t>
+        <w:t>: Taking a China-VI Vehicle Abroad: Which Emission Standard Applies, and Will the Local Fuel Suit It?</w:t>
       </w:r>
     </w:p>
     <w:p>
@@ -85,7 +85,7 @@
         <w:t>Primary Keyword</w:t>
       </w:r>
       <w:r>
-        <w:t>: chinese vehicle emission fuel sulfur compatibility export</w:t>
+        <w:t>: china 6 emission standard overseas fuel compatibility GB18352.6 GB17691</w:t>
       </w:r>
     </w:p>
     <w:p>
@@ -99,7 +99,7 @@
         <w:t>Secondary Search Terms</w:t>
       </w:r>
       <w:r>
-        <w:t>: China 6 GB18352.6, China-6 diesel sulphur 10ppm, DPF SCR high sulphur fuel, China-6 vs Euro, octane cetane export</w:t>
+        <w:t>: GB18352.6-2016 XG1-2026, GB17691-2018 heavy duty china 6, GB19147 diesel sulfur 10ppm, DPF SCR high sulfur fuel, China VI vs Euro equivalence</w:t>
       </w:r>
     </w:p>
     <w:p>
@@ -113,7 +113,7 @@
         <w:t>Internal Link Suggestions</w:t>
       </w:r>
       <w:r>
-        <w:t>: /vehicles/dongfeng-tianlong-kl/ ; /vehicles/jmc-shunda/ ; /guides/vehicle-vin-wmi-nameplate-compliance/</w:t>
+        <w:t>: /guides/vehicle-export-pdi-pre-shipment-handover/ ; /vehicles/jmc-shunda/ ; /vehicles/dongfeng-tianlong-kl/</w:t>
       </w:r>
     </w:p>
     <w:p>
@@ -127,7 +127,7 @@
         <w:t>Image Suggestions</w:t>
       </w:r>
       <w:r>
-        <w:t>: emission-standard relationship map; DPF/SCR fuel path; fuel-spec verification flow</w:t>
+        <w:t>: light vs heavy standard split; DPF/SCR aftertreatment diagram; sulphur-content gauge; destination verification loop</w:t>
       </w:r>
     </w:p>
     <w:p>
@@ -141,7 +141,7 @@
         <w:t>ALT Suggestions</w:t>
       </w:r>
       <w:r>
-        <w:t>: "China-6 emission and fuel sulphur compatibility for export"</w:t>
+        <w:t>: "Light-duty GB18352.6 and heavy-duty GB17691 separated with fuel compatibility checks"</w:t>
       </w:r>
     </w:p>
     <w:p>
@@ -149,39 +149,308 @@
         <w:pStyle w:val="Heading1"/>
       </w:pPr>
       <w:r>
-        <w:t>The Two Compatibility Questions Buyers Conflate</w:t>
+        <w:t>Why "China VI" Is Not One Number</w:t>
       </w:r>
     </w:p>
     <w:p>
       <w:r>
-        <w:t xml:space="preserve">When a Chinese car or truck is offered overseas, buyers ask "what emission standard is it?" and assume the answer also settles "will it run on local fuel and be registered?" Those are separate problems: an </w:t>
+        <w:t xml:space="preserve">Buyers often read "China VI / 国六" as a single standard. It is not: </w:t>
       </w:r>
       <w:r>
         <w:rPr>
           <w:b/>
         </w:rPr>
-        <w:t>emission homologation</w:t>
+        <w:t>light-duty and heavy-duty vehicles sit under different Chinese standards</w:t>
       </w:r>
       <w:r>
-        <w:t xml:space="preserve"> question and a </w:t>
+        <w:t xml:space="preserve">, and an emission standard is also distinct from </w:t>
       </w:r>
       <w:r>
         <w:rPr>
           <w:b/>
         </w:rPr>
-        <w:t>fuel-compatibility/after-treatment</w:t>
+        <w:t>fuel compatibility</w:t>
       </w:r>
       <w:r>
-        <w:t xml:space="preserve"> question. A vehicle can be China-6 certified, run badly on destination fuel, and still lack local type approval — all at once. This guide covers the </w:t>
+        <w:t xml:space="preserve"> and from </w:t>
       </w:r>
       <w:r>
         <w:rPr>
           <w:b/>
         </w:rPr>
-        <w:t>Chinese standard and the matching principles</w:t>
+        <w:t>destination type approval</w:t>
       </w:r>
       <w:r>
-        <w:t xml:space="preserve">; it deliberately does </w:t>
+        <w:t>. This guide separates all three and states exactly where China's official standards end and destination verification begins.</w:t>
+      </w:r>
+    </w:p>
+    <w:p>
+      <w:pPr>
+        <w:pStyle w:val="Heading1"/>
+      </w:pPr>
+      <w:r>
+        <w:t>Light Duty vs Heavy Duty — Two Current Standards</w:t>
+      </w:r>
+    </w:p>
+    <w:tbl>
+      <w:tblPr>
+        <w:tblStyle w:val="TableGrid"/>
+        <w:tblW w:type="auto" w:w="0"/>
+        <w:tblLook w:firstColumn="1" w:firstRow="1" w:lastColumn="0" w:lastRow="0" w:noHBand="0" w:noVBand="1" w:val="04A0"/>
+      </w:tblPr>
+      <w:tblGrid>
+        <w:gridCol w:w="2880"/>
+        <w:gridCol w:w="2880"/>
+        <w:gridCol w:w="2880"/>
+      </w:tblGrid>
+      <w:tr>
+        <w:tc>
+          <w:tcPr>
+            <w:tcW w:type="dxa" w:w="2880"/>
+            <w:shd w:val="clear" w:fill="EAF0F6"/>
+          </w:tcPr>
+          <w:p>
+            <w:r>
+              <w:rPr>
+                <w:b/>
+                <w:sz w:val="20"/>
+              </w:rPr>
+            </w:r>
+            <w:r>
+              <w:rPr>
+                <w:b/>
+                <w:sz w:val="20"/>
+              </w:rPr>
+              <w:t>Scope</w:t>
+            </w:r>
+          </w:p>
+        </w:tc>
+        <w:tc>
+          <w:tcPr>
+            <w:tcW w:type="dxa" w:w="2880"/>
+            <w:shd w:val="clear" w:fill="EAF0F6"/>
+          </w:tcPr>
+          <w:p>
+            <w:r>
+              <w:rPr>
+                <w:b/>
+                <w:sz w:val="20"/>
+              </w:rPr>
+            </w:r>
+            <w:r>
+              <w:rPr>
+                <w:b/>
+                <w:sz w:val="20"/>
+              </w:rPr>
+              <w:t>Current Chinese standard</w:t>
+            </w:r>
+          </w:p>
+        </w:tc>
+        <w:tc>
+          <w:tcPr>
+            <w:tcW w:type="dxa" w:w="2880"/>
+            <w:shd w:val="clear" w:fill="EAF0F6"/>
+          </w:tcPr>
+          <w:p>
+            <w:r>
+              <w:rPr>
+                <w:b/>
+                <w:sz w:val="20"/>
+              </w:rPr>
+            </w:r>
+            <w:r>
+              <w:rPr>
+                <w:b/>
+                <w:sz w:val="20"/>
+              </w:rPr>
+              <w:t>Status / dates</w:t>
+            </w:r>
+          </w:p>
+        </w:tc>
+      </w:tr>
+      <w:tr>
+        <w:tc>
+          <w:tcPr>
+            <w:tcW w:type="dxa" w:w="2880"/>
+          </w:tcPr>
+          <w:p>
+            <w:r>
+              <w:rPr>
+                <w:sz w:val="20"/>
+              </w:rPr>
+            </w:r>
+            <w:r>
+              <w:rPr>
+                <w:b/>
+                <w:sz w:val="20"/>
+              </w:rPr>
+              <w:t>Light-duty</w:t>
+            </w:r>
+            <w:r>
+              <w:rPr>
+                <w:sz w:val="20"/>
+              </w:rPr>
+              <w:t xml:space="preserve"> (M1/M2/N1 petrol &amp; diesel)</w:t>
+            </w:r>
+          </w:p>
+        </w:tc>
+        <w:tc>
+          <w:tcPr>
+            <w:tcW w:type="dxa" w:w="2880"/>
+          </w:tcPr>
+          <w:p>
+            <w:r>
+              <w:rPr>
+                <w:sz w:val="20"/>
+              </w:rPr>
+            </w:r>
+            <w:r>
+              <w:rPr>
+                <w:b/>
+                <w:sz w:val="20"/>
+              </w:rPr>
+              <w:t>GB 18352.6-2016</w:t>
+            </w:r>
+            <w:r>
+              <w:rPr>
+                <w:sz w:val="20"/>
+              </w:rPr>
+              <w:t xml:space="preserve"> (China 6)</w:t>
+            </w:r>
+          </w:p>
+        </w:tc>
+        <w:tc>
+          <w:tcPr>
+            <w:tcW w:type="dxa" w:w="2880"/>
+          </w:tcPr>
+          <w:p>
+            <w:r>
+              <w:rPr>
+                <w:sz w:val="20"/>
+              </w:rPr>
+            </w:r>
+            <w:r>
+              <w:rPr>
+                <w:sz w:val="20"/>
+              </w:rPr>
+              <w:t xml:space="preserve">Its </w:t>
+            </w:r>
+            <w:r>
+              <w:rPr>
+                <w:b/>
+                <w:sz w:val="20"/>
+              </w:rPr>
+              <w:t>Amendment No.1, GB18352.6-2016/XG1-2026</w:t>
+            </w:r>
+            <w:r>
+              <w:rPr>
+                <w:sz w:val="20"/>
+              </w:rPr>
+              <w:t xml:space="preserve">, was issued by the </w:t>
+            </w:r>
+            <w:r>
+              <w:rPr>
+                <w:b/>
+                <w:sz w:val="20"/>
+              </w:rPr>
+              <w:t>Ministry of Ecology and Environment (MEE) and SAMR in 2026-04 and takes effect 2026-05-01</w:t>
+            </w:r>
+            <w:r>
+              <w:rPr>
+                <w:sz w:val="20"/>
+              </w:rPr>
+              <w:t xml:space="preserve"> (the HEV type-approval extension portion from </w:t>
+            </w:r>
+            <w:r>
+              <w:rPr>
+                <w:b/>
+                <w:sz w:val="20"/>
+              </w:rPr>
+              <w:t>2026-07-01</w:t>
+            </w:r>
+            <w:r>
+              <w:rPr>
+                <w:sz w:val="20"/>
+              </w:rPr>
+              <w:t>)</w:t>
+            </w:r>
+          </w:p>
+        </w:tc>
+      </w:tr>
+      <w:tr>
+        <w:tc>
+          <w:tcPr>
+            <w:tcW w:type="dxa" w:w="2880"/>
+          </w:tcPr>
+          <w:p>
+            <w:r>
+              <w:rPr>
+                <w:sz w:val="20"/>
+              </w:rPr>
+            </w:r>
+            <w:r>
+              <w:rPr>
+                <w:b/>
+                <w:sz w:val="20"/>
+              </w:rPr>
+              <w:t>Heavy-duty diesel</w:t>
+            </w:r>
+            <w:r>
+              <w:rPr>
+                <w:sz w:val="20"/>
+              </w:rPr>
+              <w:t xml:space="preserve"> (compression-ignition / gas-fuelled engine vehicles)</w:t>
+            </w:r>
+          </w:p>
+        </w:tc>
+        <w:tc>
+          <w:tcPr>
+            <w:tcW w:type="dxa" w:w="2880"/>
+          </w:tcPr>
+          <w:p>
+            <w:r>
+              <w:rPr>
+                <w:sz w:val="20"/>
+              </w:rPr>
+            </w:r>
+            <w:r>
+              <w:rPr>
+                <w:b/>
+                <w:sz w:val="20"/>
+              </w:rPr>
+              <w:t>GB 17691-2018</w:t>
+            </w:r>
+            <w:r>
+              <w:rPr>
+                <w:sz w:val="20"/>
+              </w:rPr>
+              <w:t xml:space="preserve"> (China 6)</w:t>
+            </w:r>
+          </w:p>
+        </w:tc>
+        <w:tc>
+          <w:tcPr>
+            <w:tcW w:type="dxa" w:w="2880"/>
+          </w:tcPr>
+          <w:p>
+            <w:r>
+              <w:rPr>
+                <w:sz w:val="20"/>
+              </w:rPr>
+            </w:r>
+            <w:r>
+              <w:rPr>
+                <w:sz w:val="20"/>
+              </w:rPr>
+              <w:t>Issued 2018-06-22, in force 2019-07-01, mandatory; a 2026 amendment was issued in the same batch</w:t>
+            </w:r>
+          </w:p>
+        </w:tc>
+      </w:tr>
+    </w:tbl>
+    <w:p>
+      <w:r>
+        <w:t xml:space="preserve">Do </w:t>
       </w:r>
       <w:r>
         <w:rPr>
@@ -190,7 +459,7 @@
         <w:t>not</w:t>
       </w:r>
       <w:r>
-        <w:t xml:space="preserve"> state UNECE/Euro numeric limits or EN fuel-spec values, because primary UNECE/CEN sources were not captured for this batch, and it never claims "China-6 equals Euro X."</w:t>
+        <w:t xml:space="preserve"> describe every Chinese vehicle using only the light-duty GB18352.6: a Shunda light truck and a Tianlong heavy tractor head answer to different standards.</w:t>
       </w:r>
     </w:p>
     <w:p>
@@ -198,47 +467,7 @@
         <w:pStyle w:val="Heading1"/>
       </w:pPr>
       <w:r>
-        <w:t>The Chinese Baseline: China-6 for Light Vehicles</w:t>
-      </w:r>
-    </w:p>
-    <w:p>
-      <w:r>
-        <w:t xml:space="preserve">China's current light-vehicle emission stage is the </w:t>
-      </w:r>
-      <w:r>
-        <w:rPr>
-          <w:b/>
-        </w:rPr>
-        <w:t>sixth stage, GB 18352.6-2016 (China-6)</w:t>
-      </w:r>
-      <w:r>
-        <w:t xml:space="preserve">, implemented in </w:t>
-      </w:r>
-      <w:r>
-        <w:rPr>
-          <w:b/>
-        </w:rPr>
-        <w:t>China-6a and China-6b</w:t>
-      </w:r>
-      <w:r>
-        <w:t xml:space="preserve"> phases. Heavy-duty diesel vehicles follow their own China-6 stage. The standard number and phased rollout are the correct Chinese-side anchor; the precise comparison to any Euro stage number is </w:t>
-      </w:r>
-      <w:r>
-        <w:rPr>
-          <w:b/>
-        </w:rPr>
-        <w:t>not</w:t>
-      </w:r>
-      <w:r>
-        <w:t xml:space="preserve"> made here without an official equivalence document.</w:t>
-      </w:r>
-    </w:p>
-    <w:p>
-      <w:pPr>
-        <w:pStyle w:val="Heading1"/>
-      </w:pPr>
-      <w:r>
-        <w:t>Fuel: the Diesel-Sulphur Problem Is Concrete</w:t>
+        <w:t>Fuel Compatibility: The Diesel-Sulphur Risk</w:t>
       </w:r>
     </w:p>
     <w:p>
@@ -246,34 +475,25 @@
         <w:pStyle w:val="ListBullet"/>
       </w:pPr>
       <w:r>
-        <w:t xml:space="preserve">China's China-6 </w:t>
+        <w:t xml:space="preserve">China-VI road diesel follows </w:t>
       </w:r>
       <w:r>
         <w:rPr>
           <w:b/>
         </w:rPr>
-        <w:t>vehicle diesel</w:t>
+        <w:t>GB 19147-2016</w:t>
       </w:r>
       <w:r>
-        <w:t xml:space="preserve"> executes </w:t>
+        <w:t xml:space="preserve"> (with XG1-2018, current), whose China-VI grade caps </w:t>
       </w:r>
       <w:r>
         <w:rPr>
           <w:b/>
         </w:rPr>
-        <w:t>GB 19147</w:t>
+        <w:t>sulphur at ≤10 mg/kg (10 ppm)</w:t>
       </w:r>
       <w:r>
-        <w:t xml:space="preserve">, with a </w:t>
-      </w:r>
-      <w:r>
-        <w:rPr>
-          <w:b/>
-        </w:rPr>
-        <w:t>sulphur limit of ≤10 mg/kg (10 ppm)</w:t>
-      </w:r>
-      <w:r>
-        <w:t xml:space="preserve"> — cross-supported by a provincial market-supervision sampling rule that cites GB 19147-2016 and by industry after-treatment guidance.</w:t>
+        <w:t>.</w:t>
       </w:r>
     </w:p>
     <w:p>
@@ -281,7 +501,7 @@
         <w:pStyle w:val="ListBullet"/>
       </w:pPr>
       <w:r>
-        <w:t xml:space="preserve">China-6 </w:t>
+        <w:t xml:space="preserve">China-VI </w:t>
       </w:r>
       <w:r>
         <w:rPr>
@@ -290,25 +510,16 @@
         <w:t>diesel vehicles carry DPF/SCR after-treatment</w:t>
       </w:r>
       <w:r>
-        <w:t xml:space="preserve">. Running such a system for long periods on </w:t>
+        <w:t xml:space="preserve">. Running such an engine for long periods on </w:t>
       </w:r>
       <w:r>
         <w:rPr>
           <w:b/>
         </w:rPr>
-        <w:t>high-sulphur diesel can poison and disable the after-treatment</w:t>
+        <w:t>high-sulphur fuel can poison and disable the after-treatment system</w:t>
       </w:r>
       <w:r>
-        <w:t xml:space="preserve">, raising regeneration problems, derating and component damage. Before delivery to a market, </w:t>
-      </w:r>
-      <w:r>
-        <w:rPr>
-          <w:b/>
-        </w:rPr>
-        <w:t>confirm the destination diesel sulphur level</w:t>
-      </w:r>
-      <w:r>
-        <w:t xml:space="preserve"> against what the engine and its after-treatment tolerate.</w:t>
+        <w:t>. Before shipping a diesel, confirm the destination's diesel sulphur level and the engine manufacturer's fuel requirement.</w:t>
       </w:r>
     </w:p>
     <w:p>
@@ -316,25 +527,7 @@
         <w:pStyle w:val="ListBullet"/>
       </w:pPr>
       <w:r>
-        <w:t xml:space="preserve">For petrol vehicles, confirm the destination </w:t>
-      </w:r>
-      <w:r>
-        <w:rPr>
-          <w:b/>
-        </w:rPr>
-        <w:t>octane rating</w:t>
-      </w:r>
-      <w:r>
-        <w:t xml:space="preserve">; for diesel, confirm </w:t>
-      </w:r>
-      <w:r>
-        <w:rPr>
-          <w:b/>
-        </w:rPr>
-        <w:t>cetane and sulphur</w:t>
-      </w:r>
-      <w:r>
-        <w:t xml:space="preserve"> against the owner's-manual requirement rather than assuming Chinese-grade fuel is available.</w:t>
+        <w:t>For petrol, check the destination's octane rating; for diesel, cetane number and sulphur content against the owner's manual. This compatibility advice is qualitative — exact EN228/EN590 figures are not asserted without primary CEN/UNECE sources.</w:t>
       </w:r>
     </w:p>
     <w:p>
@@ -342,12 +535,12 @@
         <w:pStyle w:val="Heading1"/>
       </w:pPr>
       <w:r>
-        <w:t>Why China-6 Is Not Overseas Approval</w:t>
+        <w:t>Emission Approval ≠ Destination Type Approval</w:t>
       </w:r>
     </w:p>
     <w:p>
       <w:r>
-        <w:t xml:space="preserve">Overseas frameworks are built mainly around </w:t>
+        <w:t xml:space="preserve">Overseas frameworks are principally </w:t>
       </w:r>
       <w:r>
         <w:rPr>
@@ -356,25 +549,34 @@
         <w:t>UNECE/Euro</w:t>
       </w:r>
       <w:r>
-        <w:t xml:space="preserve"> regulation (and US EPA in North America). China-6 </w:t>
+        <w:t xml:space="preserve"> (Europe) and </w:t>
       </w:r>
       <w:r>
         <w:rPr>
           <w:b/>
         </w:rPr>
-        <w:t>borrows from the European framework's architecture</w:t>
+        <w:t>US EPA</w:t>
       </w:r>
       <w:r>
-        <w:t xml:space="preserve">, but meeting a Chinese standard does </w:t>
+        <w:t xml:space="preserve"> (United States), among others. China VI </w:t>
       </w:r>
       <w:r>
         <w:rPr>
           <w:b/>
         </w:rPr>
-        <w:t>not</w:t>
+        <w:t>drew on the European framework but does not constitute approval under any overseas regime</w:t>
       </w:r>
       <w:r>
-        <w:t xml:space="preserve"> constitute passing any overseas certification — homologation must be handled separately for the destination. There is no blanket "China-6 = Euro X" conclusion available without an official mutual-recognition document for the specific market and vehicle category.</w:t>
+        <w:t xml:space="preserve"> — destination conformity must be handled separately. This guide makes </w:t>
+      </w:r>
+      <w:r>
+        <w:rPr>
+          <w:b/>
+        </w:rPr>
+        <w:t>no "China VI equals Euro X" claim</w:t>
+      </w:r>
+      <w:r>
+        <w:t>: equivalence would require an official mutual-recognition document, which is not available here; precise UNECE R83/R49 limits and EN fuel specs are out of scope pending primary sources.</w:t>
       </w:r>
     </w:p>
     <w:p>
@@ -382,7 +584,7 @@
         <w:pStyle w:val="Heading1"/>
       </w:pPr>
       <w:r>
-        <w:t>The Compatibility Check We Recommend</w:t>
+        <w:t>The Buyer Verification Sequence</w:t>
       </w:r>
     </w:p>
     <w:p>
@@ -390,16 +592,16 @@
         <w:pStyle w:val="ListNumber"/>
       </w:pPr>
       <w:r>
-        <w:t xml:space="preserve">Identify the </w:t>
+        <w:t xml:space="preserve">Identify light vs heavy duty and cite the </w:t>
       </w:r>
       <w:r>
         <w:rPr>
           <w:b/>
         </w:rPr>
-        <w:t>exact engine and after-treatment</w:t>
+        <w:t>correct current standard</w:t>
       </w:r>
       <w:r>
-        <w:t xml:space="preserve"> (DPF/SCR for diesel) and its certified Chinese stage.</w:t>
+        <w:t xml:space="preserve"> (GB18352.6-2016 + XG1-2026, or GB17691-2018).</w:t>
       </w:r>
     </w:p>
     <w:p>
@@ -407,16 +609,7 @@
         <w:pStyle w:val="ListNumber"/>
       </w:pPr>
       <w:r>
-        <w:t xml:space="preserve">Obtain the destination's </w:t>
-      </w:r>
-      <w:r>
-        <w:rPr>
-          <w:b/>
-        </w:rPr>
-        <w:t>fuel specification</w:t>
-      </w:r>
-      <w:r>
-        <w:t xml:space="preserve"> (sulphur/cetane/octane) and compare to the manual's requirement.</w:t>
+        <w:t>Confirm the vehicle's after-treatment type (DPF/SCR for diesel).</w:t>
       </w:r>
     </w:p>
     <w:p>
@@ -424,16 +617,16 @@
         <w:pStyle w:val="ListNumber"/>
       </w:pPr>
       <w:r>
-        <w:t xml:space="preserve">Identify the destination </w:t>
+        <w:t xml:space="preserve">Verify destination </w:t>
       </w:r>
       <w:r>
         <w:rPr>
           <w:b/>
         </w:rPr>
-        <w:t>emission/type-approval route</w:t>
+        <w:t>fuel sulphur/cetane/octane</w:t>
       </w:r>
       <w:r>
-        <w:t xml:space="preserve"> as a separate workstream; do not treat the Chinese certificate as local access.</w:t>
+        <w:t xml:space="preserve"> against the manual.</w:t>
       </w:r>
     </w:p>
     <w:p>
@@ -441,16 +634,24 @@
         <w:pStyle w:val="ListNumber"/>
       </w:pPr>
       <w:r>
-        <w:t xml:space="preserve">Where fuel quality is uncertain, raise the after-treatment risk with the OEM/importer </w:t>
+        <w:t xml:space="preserve">Run </w:t>
       </w:r>
       <w:r>
         <w:rPr>
           <w:b/>
         </w:rPr>
-        <w:t>before</w:t>
+        <w:t>destination type approval</w:t>
       </w:r>
       <w:r>
-        <w:t xml:space="preserve"> shipment rather than after warranty claims appear.</w:t>
+        <w:t xml:space="preserve"> as a separate workstream — never assume China VI is accepted as Euro/EPA.</w:t>
+      </w:r>
+    </w:p>
+    <w:p>
+      <w:pPr>
+        <w:pStyle w:val="ListNumber"/>
+      </w:pPr>
+      <w:r>
+        <w:t>Cite standard version and dates; these are time-sensitive.</w:t>
       </w:r>
     </w:p>
     <w:p>
@@ -458,7 +659,7 @@
         <w:pStyle w:val="Heading1"/>
       </w:pPr>
       <w:r>
-        <w:t>What This Page Does Not State</w:t>
+        <w:t>Boundaries of This Guide</w:t>
       </w:r>
     </w:p>
     <w:p>
@@ -466,7 +667,7 @@
         <w:pStyle w:val="ListBullet"/>
       </w:pPr>
       <w:r>
-        <w:t>Precise UNECE R83/R49 or Euro-stage emission limits, and EN228/EN590 numeric specifications — primary sources were not captured; do not cite numbers from this page for them.</w:t>
+        <w:t>No exact UNECE/Euro limit values or EN228/EN590 specifications (primary source not obtained).</w:t>
       </w:r>
     </w:p>
     <w:p>
@@ -474,7 +675,15 @@
         <w:pStyle w:val="ListBullet"/>
       </w:pPr>
       <w:r>
-        <w:t>Any destination-specific "China-6 equivalent" conclusion — that requires an official recognition instrument.</w:t>
+        <w:t>No China-VI-to-Euro equivalence conclusion.</w:t>
+      </w:r>
+    </w:p>
+    <w:p>
+      <w:pPr>
+        <w:pStyle w:val="ListBullet"/>
+      </w:pPr>
+      <w:r>
+        <w:t>Destination fuel specs and admission rules are time-sensitive and country-specific.</w:t>
       </w:r>
     </w:p>
     <w:p>
@@ -490,37 +699,37 @@
         <w:rPr>
           <w:b/>
         </w:rPr>
-        <w:t>Is a China-6 car automatically Euro-certified?</w:t>
+        <w:t>Is China VI the same standard for cars and heavy trucks?</w:t>
       </w:r>
       <w:r>
-        <w:t xml:space="preserve"> No. China-6 draws on the European framework's structure but is a Chinese standard; destination type approval is a separate process. </w:t>
+        <w:t xml:space="preserve"> No — light duty is GB18352.6-2016 (with the 2026 Amendment No.1), heavy-duty diesel is GB17691-2018. </w:t>
       </w:r>
       <w:r>
         <w:rPr>
           <w:b/>
         </w:rPr>
-        <w:t>What sulphur level does China-6 diesel assume?</w:t>
+        <w:t>When does GB18352.6/XG1-2026 apply?</w:t>
       </w:r>
       <w:r>
-        <w:t xml:space="preserve"> Chinese China-6 vehicle diesel under GB 19147 is limited to 10 mg/kg (10 ppm) sulphur. </w:t>
+        <w:t xml:space="preserve"> Issued 2026-04, effective 2026-05-01 (HEV type-approval extension from 2026-07-01). </w:t>
       </w:r>
       <w:r>
         <w:rPr>
           <w:b/>
         </w:rPr>
-        <w:t>Why does high-sulphur diesel damage a China-6 diesel?</w:t>
+        <w:t>Why does diesel sulphur matter?</w:t>
       </w:r>
       <w:r>
-        <w:t xml:space="preserve"> It can poison the DPF/SCR after-treatment, causing regeneration and derating problems over time. </w:t>
+        <w:t xml:space="preserve"> China-VI diesel uses DPF/SCR; sustained high-sulphur fuel can poison the after-treatment. </w:t>
       </w:r>
       <w:r>
         <w:rPr>
           <w:b/>
         </w:rPr>
-        <w:t>Which fuel properties should I check for the destination?</w:t>
+        <w:t>Does China VI mean the car is Euro-approved?</w:t>
       </w:r>
       <w:r>
-        <w:t xml:space="preserve"> Petrol octane, and diesel cetane and sulphur, against the manufacturer's manual.</w:t>
+        <w:t xml:space="preserve"> No; overseas conformity is a separate process and no equivalence is claimed.</w:t>
       </w:r>
     </w:p>
     <w:p>
@@ -710,7 +919,7 @@
               <w:rPr>
                 <w:sz w:val="20"/>
               </w:rPr>
-              <w:t>Light-vehicle China-6 standard GB18352.6-2016 text</w:t>
+              <w:t>MEE announcement issuing GB18352.6-2016 Amendment No.1 (2026-04, eff. 2026-05-01)</w:t>
             </w:r>
           </w:p>
         </w:tc>
@@ -728,7 +937,7 @@
               <w:rPr>
                 <w:sz w:val="20"/>
               </w:rPr>
-              <w:t>ChinaAutoRegs (repost)</w:t>
+              <w:t>Ministry of Ecology and Environment</w:t>
             </w:r>
           </w:p>
         </w:tc>
@@ -764,7 +973,7 @@
               <w:rPr>
                 <w:sz w:val="20"/>
               </w:rPr>
-              <w:t>http://m.toutiao.com/group/6758333762372633092/</w:t>
+              <w:t>https://www.mee.gov.cn/xxgk2018/xxgk/xxgk01/202604/t20260430_1150676.html</w:t>
             </w:r>
           </w:p>
         </w:tc>
@@ -800,7 +1009,7 @@
               <w:rPr>
                 <w:sz w:val="20"/>
               </w:rPr>
-              <w:t>SINGLE_SOURCE</w:t>
+              <w:t>VERIFIED (primary)</w:t>
             </w:r>
           </w:p>
         </w:tc>
@@ -818,7 +1027,7 @@
               <w:rPr>
                 <w:sz w:val="20"/>
               </w:rPr>
-              <w:t>GB number, 6a/6b phases, framework</w:t>
+              <w:t>XG1-2026 version/dates</w:t>
             </w:r>
           </w:p>
         </w:tc>
@@ -838,7 +1047,7 @@
               <w:rPr>
                 <w:sz w:val="20"/>
               </w:rPr>
-              <w:t>Liaoning vehicle-diesel quality sampling rule (cites GB19147-2016)</w:t>
+              <w:t>GB18352.6-2016 Amendment No.1 official PDF</w:t>
             </w:r>
           </w:p>
         </w:tc>
@@ -856,7 +1065,7 @@
               <w:rPr>
                 <w:sz w:val="20"/>
               </w:rPr>
-              <w:t>Panjin Municipal Government</w:t>
+              <w:t>MEE</w:t>
             </w:r>
           </w:p>
         </w:tc>
@@ -892,7 +1101,7 @@
               <w:rPr>
                 <w:sz w:val="20"/>
               </w:rPr>
-              <w:t>http://www.panjin.gov.cn/html/2731/2026-07-29/content-152533.html</w:t>
+              <w:t>https://www.mee.gov.cn/xxgk2018/xxgk/xxgk01/202604/W020260430505281593651.pdf</w:t>
             </w:r>
           </w:p>
         </w:tc>
@@ -928,7 +1137,7 @@
               <w:rPr>
                 <w:sz w:val="20"/>
               </w:rPr>
-              <w:t>CROSS_CHECKED</w:t>
+              <w:t>VERIFIED (primary)</w:t>
             </w:r>
           </w:p>
         </w:tc>
@@ -946,7 +1155,7 @@
               <w:rPr>
                 <w:sz w:val="20"/>
               </w:rPr>
-              <w:t>≤10 mg/kg sulphur</w:t>
+              <w:t>Light-duty amendment</w:t>
             </w:r>
           </w:p>
         </w:tc>
@@ -966,7 +1175,519 @@
               <w:rPr>
                 <w:sz w:val="20"/>
               </w:rPr>
-              <w:t>China-6 diesel sulphur ≤10ppm and after-treatment protection</w:t>
+              <w:t>SAMR standard platform · GB18352.6-2016 XG1</w:t>
+            </w:r>
+          </w:p>
+        </w:tc>
+        <w:tc>
+          <w:tcPr>
+            <w:tcW w:type="dxa" w:w="1234"/>
+          </w:tcPr>
+          <w:p>
+            <w:r>
+              <w:rPr>
+                <w:sz w:val="20"/>
+              </w:rPr>
+            </w:r>
+            <w:r>
+              <w:rPr>
+                <w:sz w:val="20"/>
+              </w:rPr>
+              <w:t>SAMR</w:t>
+            </w:r>
+          </w:p>
+        </w:tc>
+        <w:tc>
+          <w:tcPr>
+            <w:tcW w:type="dxa" w:w="1234"/>
+          </w:tcPr>
+          <w:p>
+            <w:r>
+              <w:rPr>
+                <w:sz w:val="20"/>
+              </w:rPr>
+            </w:r>
+            <w:r>
+              <w:rPr>
+                <w:sz w:val="20"/>
+              </w:rPr>
+              <w:t>CN</w:t>
+            </w:r>
+          </w:p>
+        </w:tc>
+        <w:tc>
+          <w:tcPr>
+            <w:tcW w:type="dxa" w:w="1234"/>
+          </w:tcPr>
+          <w:p>
+            <w:r>
+              <w:rPr>
+                <w:sz w:val="20"/>
+              </w:rPr>
+            </w:r>
+            <w:r>
+              <w:rPr>
+                <w:sz w:val="20"/>
+              </w:rPr>
+              <w:t>https://std.samr.gov.cn/gb/search/gbDetailed?id=4E492C30BCCC59A0E06397BE0A0A9C5E</w:t>
+            </w:r>
+          </w:p>
+        </w:tc>
+        <w:tc>
+          <w:tcPr>
+            <w:tcW w:type="dxa" w:w="1234"/>
+          </w:tcPr>
+          <w:p>
+            <w:r>
+              <w:rPr>
+                <w:sz w:val="20"/>
+              </w:rPr>
+            </w:r>
+            <w:r>
+              <w:rPr>
+                <w:sz w:val="20"/>
+              </w:rPr>
+              <w:t>2026-09-04</w:t>
+            </w:r>
+          </w:p>
+        </w:tc>
+        <w:tc>
+          <w:tcPr>
+            <w:tcW w:type="dxa" w:w="1234"/>
+          </w:tcPr>
+          <w:p>
+            <w:r>
+              <w:rPr>
+                <w:sz w:val="20"/>
+              </w:rPr>
+            </w:r>
+            <w:r>
+              <w:rPr>
+                <w:sz w:val="20"/>
+              </w:rPr>
+              <w:t>VERIFIED (primary)</w:t>
+            </w:r>
+          </w:p>
+        </w:tc>
+        <w:tc>
+          <w:tcPr>
+            <w:tcW w:type="dxa" w:w="1234"/>
+          </w:tcPr>
+          <w:p>
+            <w:r>
+              <w:rPr>
+                <w:sz w:val="20"/>
+              </w:rPr>
+            </w:r>
+            <w:r>
+              <w:rPr>
+                <w:sz w:val="20"/>
+              </w:rPr>
+              <w:t>Standard status/date</w:t>
+            </w:r>
+          </w:p>
+        </w:tc>
+      </w:tr>
+      <w:tr>
+        <w:tc>
+          <w:tcPr>
+            <w:tcW w:type="dxa" w:w="1234"/>
+          </w:tcPr>
+          <w:p>
+            <w:r>
+              <w:rPr>
+                <w:sz w:val="20"/>
+              </w:rPr>
+            </w:r>
+            <w:r>
+              <w:rPr>
+                <w:sz w:val="20"/>
+              </w:rPr>
+              <w:t>MEE announcement on GB17691-2018 heavy-duty China 6</w:t>
+            </w:r>
+          </w:p>
+        </w:tc>
+        <w:tc>
+          <w:tcPr>
+            <w:tcW w:type="dxa" w:w="1234"/>
+          </w:tcPr>
+          <w:p>
+            <w:r>
+              <w:rPr>
+                <w:sz w:val="20"/>
+              </w:rPr>
+            </w:r>
+            <w:r>
+              <w:rPr>
+                <w:sz w:val="20"/>
+              </w:rPr>
+              <w:t>MEE</w:t>
+            </w:r>
+          </w:p>
+        </w:tc>
+        <w:tc>
+          <w:tcPr>
+            <w:tcW w:type="dxa" w:w="1234"/>
+          </w:tcPr>
+          <w:p>
+            <w:r>
+              <w:rPr>
+                <w:sz w:val="20"/>
+              </w:rPr>
+            </w:r>
+            <w:r>
+              <w:rPr>
+                <w:sz w:val="20"/>
+              </w:rPr>
+              <w:t>CN</w:t>
+            </w:r>
+          </w:p>
+        </w:tc>
+        <w:tc>
+          <w:tcPr>
+            <w:tcW w:type="dxa" w:w="1234"/>
+          </w:tcPr>
+          <w:p>
+            <w:r>
+              <w:rPr>
+                <w:sz w:val="20"/>
+              </w:rPr>
+            </w:r>
+            <w:r>
+              <w:rPr>
+                <w:sz w:val="20"/>
+              </w:rPr>
+              <w:t>https://www.mee.gov.cn/xxgk2018/xxgk/xxgk01/201807/t20180703_629590.html</w:t>
+            </w:r>
+          </w:p>
+        </w:tc>
+        <w:tc>
+          <w:tcPr>
+            <w:tcW w:type="dxa" w:w="1234"/>
+          </w:tcPr>
+          <w:p>
+            <w:r>
+              <w:rPr>
+                <w:sz w:val="20"/>
+              </w:rPr>
+            </w:r>
+            <w:r>
+              <w:rPr>
+                <w:sz w:val="20"/>
+              </w:rPr>
+              <w:t>2026-09-04</w:t>
+            </w:r>
+          </w:p>
+        </w:tc>
+        <w:tc>
+          <w:tcPr>
+            <w:tcW w:type="dxa" w:w="1234"/>
+          </w:tcPr>
+          <w:p>
+            <w:r>
+              <w:rPr>
+                <w:sz w:val="20"/>
+              </w:rPr>
+            </w:r>
+            <w:r>
+              <w:rPr>
+                <w:sz w:val="20"/>
+              </w:rPr>
+              <w:t>VERIFIED (primary)</w:t>
+            </w:r>
+          </w:p>
+        </w:tc>
+        <w:tc>
+          <w:tcPr>
+            <w:tcW w:type="dxa" w:w="1234"/>
+          </w:tcPr>
+          <w:p>
+            <w:r>
+              <w:rPr>
+                <w:sz w:val="20"/>
+              </w:rPr>
+            </w:r>
+            <w:r>
+              <w:rPr>
+                <w:sz w:val="20"/>
+              </w:rPr>
+              <w:t>Heavy-duty standard/dates</w:t>
+            </w:r>
+          </w:p>
+        </w:tc>
+      </w:tr>
+      <w:tr>
+        <w:tc>
+          <w:tcPr>
+            <w:tcW w:type="dxa" w:w="1234"/>
+          </w:tcPr>
+          <w:p>
+            <w:r>
+              <w:rPr>
+                <w:sz w:val="20"/>
+              </w:rPr>
+            </w:r>
+            <w:r>
+              <w:rPr>
+                <w:sz w:val="20"/>
+              </w:rPr>
+              <w:t>GB17691-2018 official PDF</w:t>
+            </w:r>
+          </w:p>
+        </w:tc>
+        <w:tc>
+          <w:tcPr>
+            <w:tcW w:type="dxa" w:w="1234"/>
+          </w:tcPr>
+          <w:p>
+            <w:r>
+              <w:rPr>
+                <w:sz w:val="20"/>
+              </w:rPr>
+            </w:r>
+            <w:r>
+              <w:rPr>
+                <w:sz w:val="20"/>
+              </w:rPr>
+              <w:t>MEE</w:t>
+            </w:r>
+          </w:p>
+        </w:tc>
+        <w:tc>
+          <w:tcPr>
+            <w:tcW w:type="dxa" w:w="1234"/>
+          </w:tcPr>
+          <w:p>
+            <w:r>
+              <w:rPr>
+                <w:sz w:val="20"/>
+              </w:rPr>
+            </w:r>
+            <w:r>
+              <w:rPr>
+                <w:sz w:val="20"/>
+              </w:rPr>
+              <w:t>CN</w:t>
+            </w:r>
+          </w:p>
+        </w:tc>
+        <w:tc>
+          <w:tcPr>
+            <w:tcW w:type="dxa" w:w="1234"/>
+          </w:tcPr>
+          <w:p>
+            <w:r>
+              <w:rPr>
+                <w:sz w:val="20"/>
+              </w:rPr>
+            </w:r>
+            <w:r>
+              <w:rPr>
+                <w:sz w:val="20"/>
+              </w:rPr>
+              <w:t>https://www.mee.gov.cn/ywgz/fgbz/bz/bzwb/dqhjbh/dqydywrwpfbz/201807/W020260430500008289846.pdf</w:t>
+            </w:r>
+          </w:p>
+        </w:tc>
+        <w:tc>
+          <w:tcPr>
+            <w:tcW w:type="dxa" w:w="1234"/>
+          </w:tcPr>
+          <w:p>
+            <w:r>
+              <w:rPr>
+                <w:sz w:val="20"/>
+              </w:rPr>
+            </w:r>
+            <w:r>
+              <w:rPr>
+                <w:sz w:val="20"/>
+              </w:rPr>
+              <w:t>2026-09-04</w:t>
+            </w:r>
+          </w:p>
+        </w:tc>
+        <w:tc>
+          <w:tcPr>
+            <w:tcW w:type="dxa" w:w="1234"/>
+          </w:tcPr>
+          <w:p>
+            <w:r>
+              <w:rPr>
+                <w:sz w:val="20"/>
+              </w:rPr>
+            </w:r>
+            <w:r>
+              <w:rPr>
+                <w:sz w:val="20"/>
+              </w:rPr>
+              <w:t>VERIFIED (primary)</w:t>
+            </w:r>
+          </w:p>
+        </w:tc>
+        <w:tc>
+          <w:tcPr>
+            <w:tcW w:type="dxa" w:w="1234"/>
+          </w:tcPr>
+          <w:p>
+            <w:r>
+              <w:rPr>
+                <w:sz w:val="20"/>
+              </w:rPr>
+            </w:r>
+            <w:r>
+              <w:rPr>
+                <w:sz w:val="20"/>
+              </w:rPr>
+              <w:t>Heavy-duty scope</w:t>
+            </w:r>
+          </w:p>
+        </w:tc>
+      </w:tr>
+      <w:tr>
+        <w:tc>
+          <w:tcPr>
+            <w:tcW w:type="dxa" w:w="1234"/>
+          </w:tcPr>
+          <w:p>
+            <w:r>
+              <w:rPr>
+                <w:sz w:val="20"/>
+              </w:rPr>
+            </w:r>
+            <w:r>
+              <w:rPr>
+                <w:sz w:val="20"/>
+              </w:rPr>
+              <w:t>GB19147-2016 road diesel (current, with XG1-2018)</w:t>
+            </w:r>
+          </w:p>
+        </w:tc>
+        <w:tc>
+          <w:tcPr>
+            <w:tcW w:type="dxa" w:w="1234"/>
+          </w:tcPr>
+          <w:p>
+            <w:r>
+              <w:rPr>
+                <w:sz w:val="20"/>
+              </w:rPr>
+            </w:r>
+            <w:r>
+              <w:rPr>
+                <w:sz w:val="20"/>
+              </w:rPr>
+              <w:t>SAMR openstd</w:t>
+            </w:r>
+          </w:p>
+        </w:tc>
+        <w:tc>
+          <w:tcPr>
+            <w:tcW w:type="dxa" w:w="1234"/>
+          </w:tcPr>
+          <w:p>
+            <w:r>
+              <w:rPr>
+                <w:sz w:val="20"/>
+              </w:rPr>
+            </w:r>
+            <w:r>
+              <w:rPr>
+                <w:sz w:val="20"/>
+              </w:rPr>
+              <w:t>CN</w:t>
+            </w:r>
+          </w:p>
+        </w:tc>
+        <w:tc>
+          <w:tcPr>
+            <w:tcW w:type="dxa" w:w="1234"/>
+          </w:tcPr>
+          <w:p>
+            <w:r>
+              <w:rPr>
+                <w:sz w:val="20"/>
+              </w:rPr>
+            </w:r>
+            <w:r>
+              <w:rPr>
+                <w:sz w:val="20"/>
+              </w:rPr>
+              <w:t>https://openstd.samr.gov.cn/bzgk/std/newGbInfo?hcno=88F31AEECC7F7AE17C5A99496E532D2A</w:t>
+            </w:r>
+          </w:p>
+        </w:tc>
+        <w:tc>
+          <w:tcPr>
+            <w:tcW w:type="dxa" w:w="1234"/>
+          </w:tcPr>
+          <w:p>
+            <w:r>
+              <w:rPr>
+                <w:sz w:val="20"/>
+              </w:rPr>
+            </w:r>
+            <w:r>
+              <w:rPr>
+                <w:sz w:val="20"/>
+              </w:rPr>
+              <w:t>2026-09-04</w:t>
+            </w:r>
+          </w:p>
+        </w:tc>
+        <w:tc>
+          <w:tcPr>
+            <w:tcW w:type="dxa" w:w="1234"/>
+          </w:tcPr>
+          <w:p>
+            <w:r>
+              <w:rPr>
+                <w:sz w:val="20"/>
+              </w:rPr>
+            </w:r>
+            <w:r>
+              <w:rPr>
+                <w:sz w:val="20"/>
+              </w:rPr>
+              <w:t>VERIFIED (primary)</w:t>
+            </w:r>
+          </w:p>
+        </w:tc>
+        <w:tc>
+          <w:tcPr>
+            <w:tcW w:type="dxa" w:w="1234"/>
+          </w:tcPr>
+          <w:p>
+            <w:r>
+              <w:rPr>
+                <w:sz w:val="20"/>
+              </w:rPr>
+            </w:r>
+            <w:r>
+              <w:rPr>
+                <w:sz w:val="20"/>
+              </w:rPr>
+              <w:t>Sulphur ≤10 mg/kg</w:t>
+            </w:r>
+          </w:p>
+        </w:tc>
+      </w:tr>
+      <w:tr>
+        <w:tc>
+          <w:tcPr>
+            <w:tcW w:type="dxa" w:w="1234"/>
+          </w:tcPr>
+          <w:p>
+            <w:r>
+              <w:rPr>
+                <w:sz w:val="20"/>
+              </w:rPr>
+            </w:r>
+            <w:r>
+              <w:rPr>
+                <w:sz w:val="20"/>
+              </w:rPr>
+              <w:t>DPF/SCR high-sulphur after-treatment risk</w:t>
             </w:r>
           </w:p>
         </w:tc>
@@ -1074,7 +1795,7 @@
               <w:rPr>
                 <w:sz w:val="20"/>
               </w:rPr>
-              <w:t>DPF/SCR poisoning mechanism, fuel match</w:t>
+              <w:t>Qualitative after-treatment risk</w:t>
             </w:r>
           </w:p>
         </w:tc>
@@ -1085,7 +1806,7 @@
         <w:rPr>
           <w:i/>
         </w:rPr>
-        <w:t>Confidence note: RESEARCH_CONDITIONAL. China standard and sulphur limit stated; UNECE/Euro numeric limits, EN specs and any equivalence conclusion are blocked pending primary sources.</w:t>
+        <w:t>Status note: FACT_SOURCE_CONDITIONAL — Chinese standards/dates VERIFIED via MEE/SAMR primary sources; overseas Euro/EPA limits, EN fuel specs and any equivalence conclusion are blocked pending primary overseas sources.</w:t>
       </w:r>
     </w:p>
     <w:p>
@@ -1104,10 +1825,10 @@
         <w:rPr>
           <w:b/>
         </w:rPr>
-        <w:t>Author / reviewer</w:t>
+        <w:t>Author</w:t>
       </w:r>
       <w:r>
-        <w:t>: [AutoBridge Export Sourcing Team](/authors/) · method per our [Editorial Policy](/editorial-policy/)</w:t>
+        <w:t>: AutoBridge Export Editorial Team · [Sourcing Team](/authors/) · method per our [Editorial Policy](/editorial-policy/)</w:t>
       </w:r>
     </w:p>
     <w:p>
@@ -1121,7 +1842,16 @@
         <w:t>Last reviewed</w:t>
       </w:r>
       <w:r>
-        <w:t>: 2026-09-04</w:t>
+        <w:t xml:space="preserve">: 2026-09-04 · </w:t>
+      </w:r>
+      <w:r>
+        <w:rPr>
+          <w:b/>
+        </w:rPr>
+        <w:t>Fact sheet version</w:t>
+      </w:r>
+      <w:r>
+        <w:t>: v1.1-2026-09-04</w:t>
       </w:r>
     </w:p>
     <w:p>
@@ -1135,7 +1865,7 @@
         <w:t>Reference market</w:t>
       </w:r>
       <w:r>
-        <w:t>: Chinese standard + international framework (no destination equivalence asserted)</w:t>
+        <w:t>: Chinese standards (light/heavy separated) + qualitative overseas fuel guidance</w:t>
       </w:r>
     </w:p>
     <w:p>
@@ -1149,7 +1879,21 @@
         <w:t>Verification method</w:t>
       </w:r>
       <w:r>
-        <w:t>: Government + industry cross-check for sulphur; equivalence and foreign numeric limits withheld</w:t>
+        <w:t>: MEE/SAMR primary standards; light/heavy split; no equivalence or exact overseas limits asserted</w:t>
+      </w:r>
+    </w:p>
+    <w:p>
+      <w:pPr>
+        <w:pStyle w:val="ListBullet"/>
+      </w:pPr>
+      <w:r>
+        <w:rPr>
+          <w:b/>
+        </w:rPr>
+        <w:t>Transparency</w:t>
+      </w:r>
+      <w:r>
+        <w:t>: AI_ASSISTED=true · HUMAN_REVIEWED=false · evidence.first_hand=false · PUBLISH_APPROVED=false</w:t>
       </w:r>
     </w:p>
     <w:p>
@@ -1174,7 +1918,7 @@
         <w:t>Tags</w:t>
       </w:r>
       <w:r>
-        <w:t>: #China6 #EmissionStandard #DieselSulphur #DPFSCR #ExportCompatibility</w:t>
+        <w:t>: #China6 #Emissions #FuelCompatibility #GB18352 #GB17691</w:t>
       </w:r>
     </w:p>
     <w:sectPr>

--- a/deliveries/2026-09-04/AutoBridge_Daily_2026-09-04/02_Procurement_Guides/GUIDE_20260904_06_Emission_Fuel_Compatibility.docx
+++ b/deliveries/2026-09-04/AutoBridge_Daily_2026-09-04/02_Procurement_Guides/GUIDE_20260904_06_Emission_Fuel_Compatibility.docx
@@ -4,7 +4,7 @@
   <w:body>
     <w:p>
       <w:pPr>
-        <w:pStyle w:val="Title"/>
+        <w:pStyle w:val="Heading1"/>
       </w:pPr>
       <w:r>
         <w:t>China-VI Vehicles Overseas: Emission Standards, the 2026 Amendment and Fuel Compatibility Buyers Must Verify</w:t>
@@ -12,7 +12,7 @@
     </w:p>
     <w:p>
       <w:pPr>
-        <w:pStyle w:val="Heading1"/>
+        <w:pStyle w:val="Heading2"/>
       </w:pPr>
       <w:r>
         <w:t>SEO Metadata</w:t>
@@ -146,7 +146,7 @@
     </w:p>
     <w:p>
       <w:pPr>
-        <w:pStyle w:val="Heading1"/>
+        <w:pStyle w:val="Heading2"/>
       </w:pPr>
       <w:r>
         <w:t>Why "China VI" Is Not One Number</w:t>
@@ -186,7 +186,7 @@
     </w:p>
     <w:p>
       <w:pPr>
-        <w:pStyle w:val="Heading1"/>
+        <w:pStyle w:val="Heading2"/>
       </w:pPr>
       <w:r>
         <w:t>Light Duty vs Heavy Duty — Two Current Standards</w:t>
@@ -194,7 +194,7 @@
     </w:p>
     <w:tbl>
       <w:tblPr>
-        <w:tblStyle w:val="TableGrid"/>
+        <w:tblStyle w:val="LightGrid-Accent1"/>
         <w:tblW w:type="auto" w:w="0"/>
         <w:tblLook w:firstColumn="1" w:firstRow="1" w:lastColumn="0" w:lastRow="0" w:noHBand="0" w:noVBand="1" w:val="04A0"/>
       </w:tblPr>
@@ -207,20 +207,9 @@
         <w:tc>
           <w:tcPr>
             <w:tcW w:type="dxa" w:w="2880"/>
-            <w:shd w:val="clear" w:fill="EAF0F6"/>
           </w:tcPr>
           <w:p>
             <w:r>
-              <w:rPr>
-                <w:b/>
-                <w:sz w:val="20"/>
-              </w:rPr>
-            </w:r>
-            <w:r>
-              <w:rPr>
-                <w:b/>
-                <w:sz w:val="20"/>
-              </w:rPr>
               <w:t>Scope</w:t>
             </w:r>
           </w:p>
@@ -228,20 +217,9 @@
         <w:tc>
           <w:tcPr>
             <w:tcW w:type="dxa" w:w="2880"/>
-            <w:shd w:val="clear" w:fill="EAF0F6"/>
           </w:tcPr>
           <w:p>
             <w:r>
-              <w:rPr>
-                <w:b/>
-                <w:sz w:val="20"/>
-              </w:rPr>
-            </w:r>
-            <w:r>
-              <w:rPr>
-                <w:b/>
-                <w:sz w:val="20"/>
-              </w:rPr>
               <w:t>Current Chinese standard</w:t>
             </w:r>
           </w:p>
@@ -249,20 +227,9 @@
         <w:tc>
           <w:tcPr>
             <w:tcW w:type="dxa" w:w="2880"/>
-            <w:shd w:val="clear" w:fill="EAF0F6"/>
           </w:tcPr>
           <w:p>
             <w:r>
-              <w:rPr>
-                <w:b/>
-                <w:sz w:val="20"/>
-              </w:rPr>
-            </w:r>
-            <w:r>
-              <w:rPr>
-                <w:b/>
-                <w:sz w:val="20"/>
-              </w:rPr>
               <w:t>Status / dates</w:t>
             </w:r>
           </w:p>
@@ -276,20 +243,11 @@
           <w:p>
             <w:r>
               <w:rPr>
-                <w:sz w:val="20"/>
-              </w:rPr>
-            </w:r>
-            <w:r>
-              <w:rPr>
                 <w:b/>
-                <w:sz w:val="20"/>
               </w:rPr>
               <w:t>Light-duty</w:t>
             </w:r>
             <w:r>
-              <w:rPr>
-                <w:sz w:val="20"/>
-              </w:rPr>
               <w:t xml:space="preserve"> (M1/M2/N1 petrol &amp; diesel)</w:t>
             </w:r>
           </w:p>
@@ -301,20 +259,11 @@
           <w:p>
             <w:r>
               <w:rPr>
-                <w:sz w:val="20"/>
-              </w:rPr>
-            </w:r>
-            <w:r>
-              <w:rPr>
                 <w:b/>
-                <w:sz w:val="20"/>
               </w:rPr>
               <w:t>GB 18352.6-2016</w:t>
             </w:r>
             <w:r>
-              <w:rPr>
-                <w:sz w:val="20"/>
-              </w:rPr>
               <w:t xml:space="preserve"> (China 6)</w:t>
             </w:r>
           </w:p>
@@ -325,53 +274,33 @@
           </w:tcPr>
           <w:p>
             <w:r>
-              <w:rPr>
-                <w:sz w:val="20"/>
-              </w:rPr>
-            </w:r>
-            <w:r>
-              <w:rPr>
-                <w:sz w:val="20"/>
-              </w:rPr>
               <w:t xml:space="preserve">Its </w:t>
             </w:r>
             <w:r>
               <w:rPr>
                 <w:b/>
-                <w:sz w:val="20"/>
               </w:rPr>
               <w:t>Amendment No.1, GB18352.6-2016/XG1-2026</w:t>
             </w:r>
             <w:r>
-              <w:rPr>
-                <w:sz w:val="20"/>
-              </w:rPr>
               <w:t xml:space="preserve">, was issued by the </w:t>
             </w:r>
             <w:r>
               <w:rPr>
                 <w:b/>
-                <w:sz w:val="20"/>
               </w:rPr>
               <w:t>Ministry of Ecology and Environment (MEE) and SAMR in 2026-04 and takes effect 2026-05-01</w:t>
             </w:r>
             <w:r>
-              <w:rPr>
-                <w:sz w:val="20"/>
-              </w:rPr>
               <w:t xml:space="preserve"> (the HEV type-approval extension portion from </w:t>
             </w:r>
             <w:r>
               <w:rPr>
                 <w:b/>
-                <w:sz w:val="20"/>
               </w:rPr>
               <w:t>2026-07-01</w:t>
             </w:r>
             <w:r>
-              <w:rPr>
-                <w:sz w:val="20"/>
-              </w:rPr>
               <w:t>)</w:t>
             </w:r>
           </w:p>
@@ -385,20 +314,11 @@
           <w:p>
             <w:r>
               <w:rPr>
-                <w:sz w:val="20"/>
-              </w:rPr>
-            </w:r>
-            <w:r>
-              <w:rPr>
                 <w:b/>
-                <w:sz w:val="20"/>
               </w:rPr>
               <w:t>Heavy-duty diesel</w:t>
             </w:r>
             <w:r>
-              <w:rPr>
-                <w:sz w:val="20"/>
-              </w:rPr>
               <w:t xml:space="preserve"> (compression-ignition / gas-fuelled engine vehicles)</w:t>
             </w:r>
           </w:p>
@@ -410,20 +330,11 @@
           <w:p>
             <w:r>
               <w:rPr>
-                <w:sz w:val="20"/>
-              </w:rPr>
-            </w:r>
-            <w:r>
-              <w:rPr>
                 <w:b/>
-                <w:sz w:val="20"/>
               </w:rPr>
               <w:t>GB 17691-2018</w:t>
             </w:r>
             <w:r>
-              <w:rPr>
-                <w:sz w:val="20"/>
-              </w:rPr>
               <w:t xml:space="preserve"> (China 6)</w:t>
             </w:r>
           </w:p>
@@ -434,20 +345,13 @@
           </w:tcPr>
           <w:p>
             <w:r>
-              <w:rPr>
-                <w:sz w:val="20"/>
-              </w:rPr>
-            </w:r>
-            <w:r>
-              <w:rPr>
-                <w:sz w:val="20"/>
-              </w:rPr>
               <w:t>Issued 2018-06-22, in force 2019-07-01, mandatory; a 2026 amendment was issued in the same batch</w:t>
             </w:r>
           </w:p>
         </w:tc>
       </w:tr>
     </w:tbl>
+    <w:p/>
     <w:p>
       <w:r>
         <w:t xml:space="preserve">Do </w:t>
@@ -464,7 +368,7 @@
     </w:p>
     <w:p>
       <w:pPr>
-        <w:pStyle w:val="Heading1"/>
+        <w:pStyle w:val="Heading2"/>
       </w:pPr>
       <w:r>
         <w:t>Fuel Compatibility: The Diesel-Sulphur Risk</w:t>
@@ -532,7 +436,7 @@
     </w:p>
     <w:p>
       <w:pPr>
-        <w:pStyle w:val="Heading1"/>
+        <w:pStyle w:val="Heading2"/>
       </w:pPr>
       <w:r>
         <w:t>Emission Approval ≠ Destination Type Approval</w:t>
@@ -581,7 +485,7 @@
     </w:p>
     <w:p>
       <w:pPr>
-        <w:pStyle w:val="Heading1"/>
+        <w:pStyle w:val="Heading2"/>
       </w:pPr>
       <w:r>
         <w:t>The Buyer Verification Sequence</w:t>
@@ -656,7 +560,7 @@
     </w:p>
     <w:p>
       <w:pPr>
-        <w:pStyle w:val="Heading1"/>
+        <w:pStyle w:val="Heading2"/>
       </w:pPr>
       <w:r>
         <w:t>Boundaries of This Guide</w:t>
@@ -688,7 +592,7 @@
     </w:p>
     <w:p>
       <w:pPr>
-        <w:pStyle w:val="Heading1"/>
+        <w:pStyle w:val="Heading2"/>
       </w:pPr>
       <w:r>
         <w:t>Frequently Asked Questions</w:t>
@@ -702,8 +606,10 @@
         <w:t>Is China VI the same standard for cars and heavy trucks?</w:t>
       </w:r>
       <w:r>
-        <w:t xml:space="preserve"> No — light duty is GB18352.6-2016 (with the 2026 Amendment No.1), heavy-duty diesel is GB17691-2018. </w:t>
+        <w:t xml:space="preserve"> No — light duty is GB18352.6-2016 (with the 2026 Amendment No.1), heavy-duty diesel is GB17691-2018.</w:t>
       </w:r>
+    </w:p>
+    <w:p>
       <w:r>
         <w:rPr>
           <w:b/>
@@ -711,8 +617,10 @@
         <w:t>When does GB18352.6/XG1-2026 apply?</w:t>
       </w:r>
       <w:r>
-        <w:t xml:space="preserve"> Issued 2026-04, effective 2026-05-01 (HEV type-approval extension from 2026-07-01). </w:t>
+        <w:t xml:space="preserve"> Issued 2026-04, effective 2026-05-01 (HEV type-approval extension from 2026-07-01).</w:t>
       </w:r>
+    </w:p>
+    <w:p>
       <w:r>
         <w:rPr>
           <w:b/>
@@ -720,8 +628,10 @@
         <w:t>Why does diesel sulphur matter?</w:t>
       </w:r>
       <w:r>
-        <w:t xml:space="preserve"> China-VI diesel uses DPF/SCR; sustained high-sulphur fuel can poison the after-treatment. </w:t>
+        <w:t xml:space="preserve"> China-VI diesel uses DPF/SCR; sustained high-sulphur fuel can poison the after-treatment.</w:t>
       </w:r>
+    </w:p>
+    <w:p>
       <w:r>
         <w:rPr>
           <w:b/>
@@ -734,7 +644,255 @@
     </w:p>
     <w:p>
       <w:pPr>
-        <w:pStyle w:val="Heading1"/>
+        <w:pStyle w:val="Heading2"/>
+      </w:pPr>
+      <w:r>
+        <w:t>Image Record</w:t>
+      </w:r>
+    </w:p>
+    <w:p>
+      <w:pPr>
+        <w:pStyle w:val="ListBullet"/>
+      </w:pPr>
+      <w:r>
+        <w:t>IMAGE_ASSET_PATH: none secured in repository</w:t>
+      </w:r>
+    </w:p>
+    <w:p>
+      <w:pPr>
+        <w:pStyle w:val="ListBullet"/>
+      </w:pPr>
+      <w:r>
+        <w:t>ORIGINAL_IMAGE_URL: not captured</w:t>
+      </w:r>
+    </w:p>
+    <w:p>
+      <w:pPr>
+        <w:pStyle w:val="ListBullet"/>
+      </w:pPr>
+      <w:r>
+        <w:t>SOURCE_PAGE: not captured</w:t>
+      </w:r>
+    </w:p>
+    <w:p>
+      <w:pPr>
+        <w:pStyle w:val="ListBullet"/>
+      </w:pPr>
+      <w:r>
+        <w:t>RIGHTS_HOLDER: unconfirmed</w:t>
+      </w:r>
+    </w:p>
+    <w:p>
+      <w:pPr>
+        <w:pStyle w:val="ListBullet"/>
+      </w:pPr>
+      <w:r>
+        <w:t>LICENSE: none secured — no third-party image may be published until rights are cleared</w:t>
+      </w:r>
+    </w:p>
+    <w:p>
+      <w:pPr>
+        <w:pStyle w:val="ListBullet"/>
+      </w:pPr>
+      <w:r>
+        <w:t>CHECKED_DATE: 2026-09-05</w:t>
+      </w:r>
+    </w:p>
+    <w:p>
+      <w:pPr>
+        <w:pStyle w:val="ListBullet"/>
+      </w:pPr>
+      <w:r>
+        <w:t>MODEL_TOPIC_MATCH: must match the exact model/version (or the guide topic) and reference market above</w:t>
+      </w:r>
+    </w:p>
+    <w:p>
+      <w:pPr>
+        <w:pStyle w:val="ListBullet"/>
+      </w:pPr>
+      <w:r>
+        <w:t>IMAGE_RIGHTS_STATUS: FAIL (no licensed asset captured; a placeholder or “retain old image” note is not accepted)</w:t>
+      </w:r>
+    </w:p>
+    <w:p>
+      <w:pPr>
+        <w:pStyle w:val="ListBullet"/>
+      </w:pPr>
+      <w:r>
+        <w:t>ALT by language:</w:t>
+      </w:r>
+    </w:p>
+    <w:p>
+      <w:pPr>
+        <w:pStyle w:val="ListBullet"/>
+      </w:pPr>
+      <w:r>
+        <w:rPr>
+          <w:b/>
+        </w:rPr>
+        <w:t>EN</w:t>
+      </w:r>
+      <w:r>
+        <w:t>: AutoBridge export-buyer reference — China-VI emissions and fuel compatibility overseas, vehicle-export procurement guide</w:t>
+      </w:r>
+    </w:p>
+    <w:p>
+      <w:pPr>
+        <w:pStyle w:val="ListBullet"/>
+      </w:pPr>
+      <w:r>
+        <w:rPr>
+          <w:b/>
+        </w:rPr>
+        <w:t>FR</w:t>
+      </w:r>
+      <w:r>
+        <w:t>: Référence AutoBridge pour acheteurs export — China-VI emissions and fuel compatibility overseas, guide d’achat à l’export automobile</w:t>
+      </w:r>
+    </w:p>
+    <w:p>
+      <w:pPr>
+        <w:pStyle w:val="ListBullet"/>
+      </w:pPr>
+      <w:r>
+        <w:rPr>
+          <w:b/>
+        </w:rPr>
+        <w:t>DE</w:t>
+      </w:r>
+      <w:r>
+        <w:t>: AutoBridge-Referenz für Exportkäufer — China-VI emissions and fuel compatibility overseas, Leitfaden für Fahrzeugexport-Einkauf</w:t>
+      </w:r>
+    </w:p>
+    <w:p>
+      <w:pPr>
+        <w:pStyle w:val="ListBullet"/>
+      </w:pPr>
+      <w:r>
+        <w:rPr>
+          <w:b/>
+        </w:rPr>
+        <w:t>ES</w:t>
+      </w:r>
+      <w:r>
+        <w:t>: Referencia AutoBridge para compradores de exportación — China-VI emissions and fuel compatibility overseas, guía de compras para exportación de vehículos</w:t>
+      </w:r>
+    </w:p>
+    <w:p>
+      <w:pPr>
+        <w:pStyle w:val="ListBullet"/>
+      </w:pPr>
+      <w:r>
+        <w:rPr>
+          <w:b/>
+        </w:rPr>
+        <w:t>PT</w:t>
+      </w:r>
+      <w:r>
+        <w:t>: Referência AutoBridge para compradores de exportação — China-VI emissions and fuel compatibility overseas, guia de compras para exportação de veículos</w:t>
+      </w:r>
+    </w:p>
+    <w:p>
+      <w:pPr>
+        <w:pStyle w:val="ListBullet"/>
+      </w:pPr>
+      <w:r>
+        <w:rPr>
+          <w:b/>
+        </w:rPr>
+        <w:t>JA</w:t>
+      </w:r>
+      <w:r>
+        <w:t>: AutoBridge 輸出バイヤー向けリファレンス｜China-VI emissions and fuel compatibility overseas, 自動車輸出 調達ガイド</w:t>
+      </w:r>
+    </w:p>
+    <w:p>
+      <w:pPr>
+        <w:pStyle w:val="ListBullet"/>
+      </w:pPr>
+      <w:r>
+        <w:rPr>
+          <w:b/>
+        </w:rPr>
+        <w:t>KO</w:t>
+      </w:r>
+      <w:r>
+        <w:t>: AutoBridge 수출 바이어 참고 자료｜China-VI emissions and fuel compatibility overseas, 자동차 수출 조달 가이드</w:t>
+      </w:r>
+    </w:p>
+    <w:p>
+      <w:pPr>
+        <w:pStyle w:val="ListBullet"/>
+      </w:pPr>
+      <w:r>
+        <w:rPr>
+          <w:b/>
+        </w:rPr>
+        <w:t>VI</w:t>
+      </w:r>
+      <w:r>
+        <w:t>: Tài liệu tham khảo AutoBridge cho người mua xuất khẩu — China-VI emissions and fuel compatibility overseas, hướng dẫn thu mua xuất khẩu xe</w:t>
+      </w:r>
+    </w:p>
+    <w:p>
+      <w:pPr>
+        <w:pStyle w:val="ListBullet"/>
+      </w:pPr>
+      <w:r>
+        <w:rPr>
+          <w:b/>
+        </w:rPr>
+        <w:t>TH</w:t>
+      </w:r>
+      <w:r>
+        <w:t>: เอกสารอ้างอิง AutoBridge สำหรับผู้ซื้อเพื่อการส่งออก — China-VI emissions and fuel compatibility overseas, คู่มือจัดซื้อเพื่อการส่งออกยานยนต์</w:t>
+      </w:r>
+    </w:p>
+    <w:p>
+      <w:pPr>
+        <w:pStyle w:val="ListBullet"/>
+      </w:pPr>
+      <w:r>
+        <w:rPr>
+          <w:b/>
+        </w:rPr>
+        <w:t>ID</w:t>
+      </w:r>
+      <w:r>
+        <w:t>: Referensi AutoBridge untuk pembeli ekspor — China-VI emissions and fuel compatibility overseas, panduan pengadaan ekspor kendaraan</w:t>
+      </w:r>
+    </w:p>
+    <w:p>
+      <w:pPr>
+        <w:pStyle w:val="ListBullet"/>
+      </w:pPr>
+      <w:r>
+        <w:rPr>
+          <w:b/>
+        </w:rPr>
+        <w:t>AR</w:t>
+      </w:r>
+      <w:r>
+        <w:t>: مرجع AutoBridge لمشتري التصدير — China-VI emissions and fuel compatibility overseas, دليل مشتريات تصدير المركبات</w:t>
+      </w:r>
+    </w:p>
+    <w:p>
+      <w:pPr>
+        <w:pStyle w:val="ListBullet"/>
+      </w:pPr>
+      <w:r>
+        <w:rPr>
+          <w:b/>
+        </w:rPr>
+        <w:t>ZH</w:t>
+      </w:r>
+      <w:r>
+        <w:t>: AutoBridge 出口采购参考｜China-VI emissions and fuel compatibility overseas, 汽车出口采购指南</w:t>
+      </w:r>
+    </w:p>
+    <w:p>
+      <w:pPr>
+        <w:pStyle w:val="Heading2"/>
       </w:pPr>
       <w:r>
         <w:t>Sources &amp; Verification</w:t>
@@ -742,7 +900,7 @@
     </w:p>
     <w:tbl>
       <w:tblPr>
-        <w:tblStyle w:val="TableGrid"/>
+        <w:tblStyle w:val="LightGrid-Accent1"/>
         <w:tblW w:type="auto" w:w="0"/>
         <w:tblLook w:firstColumn="1" w:firstRow="1" w:lastColumn="0" w:lastRow="0" w:noHBand="0" w:noVBand="1" w:val="04A0"/>
       </w:tblPr>
@@ -759,20 +917,9 @@
         <w:tc>
           <w:tcPr>
             <w:tcW w:type="dxa" w:w="1234"/>
-            <w:shd w:val="clear" w:fill="EAF0F6"/>
           </w:tcPr>
           <w:p>
             <w:r>
-              <w:rPr>
-                <w:b/>
-                <w:sz w:val="20"/>
-              </w:rPr>
-            </w:r>
-            <w:r>
-              <w:rPr>
-                <w:b/>
-                <w:sz w:val="20"/>
-              </w:rPr>
               <w:t>Source title</w:t>
             </w:r>
           </w:p>
@@ -780,20 +927,9 @@
         <w:tc>
           <w:tcPr>
             <w:tcW w:type="dxa" w:w="1234"/>
-            <w:shd w:val="clear" w:fill="EAF0F6"/>
           </w:tcPr>
           <w:p>
             <w:r>
-              <w:rPr>
-                <w:b/>
-                <w:sz w:val="20"/>
-              </w:rPr>
-            </w:r>
-            <w:r>
-              <w:rPr>
-                <w:b/>
-                <w:sz w:val="20"/>
-              </w:rPr>
               <w:t>Organization</w:t>
             </w:r>
           </w:p>
@@ -801,20 +937,9 @@
         <w:tc>
           <w:tcPr>
             <w:tcW w:type="dxa" w:w="1234"/>
-            <w:shd w:val="clear" w:fill="EAF0F6"/>
           </w:tcPr>
           <w:p>
             <w:r>
-              <w:rPr>
-                <w:b/>
-                <w:sz w:val="20"/>
-              </w:rPr>
-            </w:r>
-            <w:r>
-              <w:rPr>
-                <w:b/>
-                <w:sz w:val="20"/>
-              </w:rPr>
               <w:t>Market</w:t>
             </w:r>
           </w:p>
@@ -822,20 +947,9 @@
         <w:tc>
           <w:tcPr>
             <w:tcW w:type="dxa" w:w="1234"/>
-            <w:shd w:val="clear" w:fill="EAF0F6"/>
           </w:tcPr>
           <w:p>
             <w:r>
-              <w:rPr>
-                <w:b/>
-                <w:sz w:val="20"/>
-              </w:rPr>
-            </w:r>
-            <w:r>
-              <w:rPr>
-                <w:b/>
-                <w:sz w:val="20"/>
-              </w:rPr>
               <w:t>URL</w:t>
             </w:r>
           </w:p>
@@ -843,20 +957,9 @@
         <w:tc>
           <w:tcPr>
             <w:tcW w:type="dxa" w:w="1234"/>
-            <w:shd w:val="clear" w:fill="EAF0F6"/>
           </w:tcPr>
           <w:p>
             <w:r>
-              <w:rPr>
-                <w:b/>
-                <w:sz w:val="20"/>
-              </w:rPr>
-            </w:r>
-            <w:r>
-              <w:rPr>
-                <w:b/>
-                <w:sz w:val="20"/>
-              </w:rPr>
               <w:t>Checked</w:t>
             </w:r>
           </w:p>
@@ -864,20 +967,9 @@
         <w:tc>
           <w:tcPr>
             <w:tcW w:type="dxa" w:w="1234"/>
-            <w:shd w:val="clear" w:fill="EAF0F6"/>
           </w:tcPr>
           <w:p>
             <w:r>
-              <w:rPr>
-                <w:b/>
-                <w:sz w:val="20"/>
-              </w:rPr>
-            </w:r>
-            <w:r>
-              <w:rPr>
-                <w:b/>
-                <w:sz w:val="20"/>
-              </w:rPr>
               <w:t>Confidence</w:t>
             </w:r>
           </w:p>
@@ -885,20 +977,9 @@
         <w:tc>
           <w:tcPr>
             <w:tcW w:type="dxa" w:w="1234"/>
-            <w:shd w:val="clear" w:fill="EAF0F6"/>
           </w:tcPr>
           <w:p>
             <w:r>
-              <w:rPr>
-                <w:b/>
-                <w:sz w:val="20"/>
-              </w:rPr>
-            </w:r>
-            <w:r>
-              <w:rPr>
-                <w:b/>
-                <w:sz w:val="20"/>
-              </w:rPr>
               <w:t>Supported facts</w:t>
             </w:r>
           </w:p>
@@ -911,14 +992,6 @@
           </w:tcPr>
           <w:p>
             <w:r>
-              <w:rPr>
-                <w:sz w:val="20"/>
-              </w:rPr>
-            </w:r>
-            <w:r>
-              <w:rPr>
-                <w:sz w:val="20"/>
-              </w:rPr>
               <w:t>MEE announcement issuing GB18352.6-2016 Amendment No.1 (2026-04, eff. 2026-05-01)</w:t>
             </w:r>
           </w:p>
@@ -929,14 +1002,6 @@
           </w:tcPr>
           <w:p>
             <w:r>
-              <w:rPr>
-                <w:sz w:val="20"/>
-              </w:rPr>
-            </w:r>
-            <w:r>
-              <w:rPr>
-                <w:sz w:val="20"/>
-              </w:rPr>
               <w:t>Ministry of Ecology and Environment</w:t>
             </w:r>
           </w:p>
@@ -947,14 +1012,6 @@
           </w:tcPr>
           <w:p>
             <w:r>
-              <w:rPr>
-                <w:sz w:val="20"/>
-              </w:rPr>
-            </w:r>
-            <w:r>
-              <w:rPr>
-                <w:sz w:val="20"/>
-              </w:rPr>
               <w:t>CN</w:t>
             </w:r>
           </w:p>
@@ -965,14 +1022,6 @@
           </w:tcPr>
           <w:p>
             <w:r>
-              <w:rPr>
-                <w:sz w:val="20"/>
-              </w:rPr>
-            </w:r>
-            <w:r>
-              <w:rPr>
-                <w:sz w:val="20"/>
-              </w:rPr>
               <w:t>https://www.mee.gov.cn/xxgk2018/xxgk/xxgk01/202604/t20260430_1150676.html</w:t>
             </w:r>
           </w:p>
@@ -983,14 +1032,6 @@
           </w:tcPr>
           <w:p>
             <w:r>
-              <w:rPr>
-                <w:sz w:val="20"/>
-              </w:rPr>
-            </w:r>
-            <w:r>
-              <w:rPr>
-                <w:sz w:val="20"/>
-              </w:rPr>
               <w:t>2026-09-04</w:t>
             </w:r>
           </w:p>
@@ -1001,14 +1042,6 @@
           </w:tcPr>
           <w:p>
             <w:r>
-              <w:rPr>
-                <w:sz w:val="20"/>
-              </w:rPr>
-            </w:r>
-            <w:r>
-              <w:rPr>
-                <w:sz w:val="20"/>
-              </w:rPr>
               <w:t>VERIFIED (primary)</w:t>
             </w:r>
           </w:p>
@@ -1019,14 +1052,6 @@
           </w:tcPr>
           <w:p>
             <w:r>
-              <w:rPr>
-                <w:sz w:val="20"/>
-              </w:rPr>
-            </w:r>
-            <w:r>
-              <w:rPr>
-                <w:sz w:val="20"/>
-              </w:rPr>
               <w:t>XG1-2026 version/dates</w:t>
             </w:r>
           </w:p>
@@ -1039,14 +1064,6 @@
           </w:tcPr>
           <w:p>
             <w:r>
-              <w:rPr>
-                <w:sz w:val="20"/>
-              </w:rPr>
-            </w:r>
-            <w:r>
-              <w:rPr>
-                <w:sz w:val="20"/>
-              </w:rPr>
               <w:t>GB18352.6-2016 Amendment No.1 official PDF</w:t>
             </w:r>
           </w:p>
@@ -1057,14 +1074,6 @@
           </w:tcPr>
           <w:p>
             <w:r>
-              <w:rPr>
-                <w:sz w:val="20"/>
-              </w:rPr>
-            </w:r>
-            <w:r>
-              <w:rPr>
-                <w:sz w:val="20"/>
-              </w:rPr>
               <w:t>MEE</w:t>
             </w:r>
           </w:p>
@@ -1075,14 +1084,6 @@
           </w:tcPr>
           <w:p>
             <w:r>
-              <w:rPr>
-                <w:sz w:val="20"/>
-              </w:rPr>
-            </w:r>
-            <w:r>
-              <w:rPr>
-                <w:sz w:val="20"/>
-              </w:rPr>
               <w:t>CN</w:t>
             </w:r>
           </w:p>
@@ -1093,14 +1094,6 @@
           </w:tcPr>
           <w:p>
             <w:r>
-              <w:rPr>
-                <w:sz w:val="20"/>
-              </w:rPr>
-            </w:r>
-            <w:r>
-              <w:rPr>
-                <w:sz w:val="20"/>
-              </w:rPr>
               <w:t>https://www.mee.gov.cn/xxgk2018/xxgk/xxgk01/202604/W020260430505281593651.pdf</w:t>
             </w:r>
           </w:p>
@@ -1111,14 +1104,6 @@
           </w:tcPr>
           <w:p>
             <w:r>
-              <w:rPr>
-                <w:sz w:val="20"/>
-              </w:rPr>
-            </w:r>
-            <w:r>
-              <w:rPr>
-                <w:sz w:val="20"/>
-              </w:rPr>
               <w:t>2026-09-04</w:t>
             </w:r>
           </w:p>
@@ -1129,14 +1114,6 @@
           </w:tcPr>
           <w:p>
             <w:r>
-              <w:rPr>
-                <w:sz w:val="20"/>
-              </w:rPr>
-            </w:r>
-            <w:r>
-              <w:rPr>
-                <w:sz w:val="20"/>
-              </w:rPr>
               <w:t>VERIFIED (primary)</w:t>
             </w:r>
           </w:p>
@@ -1147,14 +1124,6 @@
           </w:tcPr>
           <w:p>
             <w:r>
-              <w:rPr>
-                <w:sz w:val="20"/>
-              </w:rPr>
-            </w:r>
-            <w:r>
-              <w:rPr>
-                <w:sz w:val="20"/>
-              </w:rPr>
               <w:t>Light-duty amendment</w:t>
             </w:r>
           </w:p>
@@ -1167,14 +1136,6 @@
           </w:tcPr>
           <w:p>
             <w:r>
-              <w:rPr>
-                <w:sz w:val="20"/>
-              </w:rPr>
-            </w:r>
-            <w:r>
-              <w:rPr>
-                <w:sz w:val="20"/>
-              </w:rPr>
               <w:t>SAMR standard platform · GB18352.6-2016 XG1</w:t>
             </w:r>
           </w:p>
@@ -1185,14 +1146,6 @@
           </w:tcPr>
           <w:p>
             <w:r>
-              <w:rPr>
-                <w:sz w:val="20"/>
-              </w:rPr>
-            </w:r>
-            <w:r>
-              <w:rPr>
-                <w:sz w:val="20"/>
-              </w:rPr>
               <w:t>SAMR</w:t>
             </w:r>
           </w:p>
@@ -1203,14 +1156,6 @@
           </w:tcPr>
           <w:p>
             <w:r>
-              <w:rPr>
-                <w:sz w:val="20"/>
-              </w:rPr>
-            </w:r>
-            <w:r>
-              <w:rPr>
-                <w:sz w:val="20"/>
-              </w:rPr>
               <w:t>CN</w:t>
             </w:r>
           </w:p>
@@ -1221,14 +1166,6 @@
           </w:tcPr>
           <w:p>
             <w:r>
-              <w:rPr>
-                <w:sz w:val="20"/>
-              </w:rPr>
-            </w:r>
-            <w:r>
-              <w:rPr>
-                <w:sz w:val="20"/>
-              </w:rPr>
               <w:t>https://std.samr.gov.cn/gb/search/gbDetailed?id=4E492C30BCCC59A0E06397BE0A0A9C5E</w:t>
             </w:r>
           </w:p>
@@ -1239,14 +1176,6 @@
           </w:tcPr>
           <w:p>
             <w:r>
-              <w:rPr>
-                <w:sz w:val="20"/>
-              </w:rPr>
-            </w:r>
-            <w:r>
-              <w:rPr>
-                <w:sz w:val="20"/>
-              </w:rPr>
               <w:t>2026-09-04</w:t>
             </w:r>
           </w:p>
@@ -1257,14 +1186,6 @@
           </w:tcPr>
           <w:p>
             <w:r>
-              <w:rPr>
-                <w:sz w:val="20"/>
-              </w:rPr>
-            </w:r>
-            <w:r>
-              <w:rPr>
-                <w:sz w:val="20"/>
-              </w:rPr>
               <w:t>VERIFIED (primary)</w:t>
             </w:r>
           </w:p>
@@ -1275,14 +1196,6 @@
           </w:tcPr>
           <w:p>
             <w:r>
-              <w:rPr>
-                <w:sz w:val="20"/>
-              </w:rPr>
-            </w:r>
-            <w:r>
-              <w:rPr>
-                <w:sz w:val="20"/>
-              </w:rPr>
               <w:t>Standard status/date</w:t>
             </w:r>
           </w:p>
@@ -1295,14 +1208,6 @@
           </w:tcPr>
           <w:p>
             <w:r>
-              <w:rPr>
-                <w:sz w:val="20"/>
-              </w:rPr>
-            </w:r>
-            <w:r>
-              <w:rPr>
-                <w:sz w:val="20"/>
-              </w:rPr>
               <w:t>MEE announcement on GB17691-2018 heavy-duty China 6</w:t>
             </w:r>
           </w:p>
@@ -1313,14 +1218,6 @@
           </w:tcPr>
           <w:p>
             <w:r>
-              <w:rPr>
-                <w:sz w:val="20"/>
-              </w:rPr>
-            </w:r>
-            <w:r>
-              <w:rPr>
-                <w:sz w:val="20"/>
-              </w:rPr>
               <w:t>MEE</w:t>
             </w:r>
           </w:p>
@@ -1331,14 +1228,6 @@
           </w:tcPr>
           <w:p>
             <w:r>
-              <w:rPr>
-                <w:sz w:val="20"/>
-              </w:rPr>
-            </w:r>
-            <w:r>
-              <w:rPr>
-                <w:sz w:val="20"/>
-              </w:rPr>
               <w:t>CN</w:t>
             </w:r>
           </w:p>
@@ -1349,14 +1238,6 @@
           </w:tcPr>
           <w:p>
             <w:r>
-              <w:rPr>
-                <w:sz w:val="20"/>
-              </w:rPr>
-            </w:r>
-            <w:r>
-              <w:rPr>
-                <w:sz w:val="20"/>
-              </w:rPr>
               <w:t>https://www.mee.gov.cn/xxgk2018/xxgk/xxgk01/201807/t20180703_629590.html</w:t>
             </w:r>
           </w:p>
@@ -1367,14 +1248,6 @@
           </w:tcPr>
           <w:p>
             <w:r>
-              <w:rPr>
-                <w:sz w:val="20"/>
-              </w:rPr>
-            </w:r>
-            <w:r>
-              <w:rPr>
-                <w:sz w:val="20"/>
-              </w:rPr>
               <w:t>2026-09-04</w:t>
             </w:r>
           </w:p>
@@ -1385,14 +1258,6 @@
           </w:tcPr>
           <w:p>
             <w:r>
-              <w:rPr>
-                <w:sz w:val="20"/>
-              </w:rPr>
-            </w:r>
-            <w:r>
-              <w:rPr>
-                <w:sz w:val="20"/>
-              </w:rPr>
               <w:t>VERIFIED (primary)</w:t>
             </w:r>
           </w:p>
@@ -1403,14 +1268,6 @@
           </w:tcPr>
           <w:p>
             <w:r>
-              <w:rPr>
-                <w:sz w:val="20"/>
-              </w:rPr>
-            </w:r>
-            <w:r>
-              <w:rPr>
-                <w:sz w:val="20"/>
-              </w:rPr>
               <w:t>Heavy-duty standard/dates</w:t>
             </w:r>
           </w:p>
@@ -1423,14 +1280,6 @@
           </w:tcPr>
           <w:p>
             <w:r>
-              <w:rPr>
-                <w:sz w:val="20"/>
-              </w:rPr>
-            </w:r>
-            <w:r>
-              <w:rPr>
-                <w:sz w:val="20"/>
-              </w:rPr>
               <w:t>GB17691-2018 official PDF</w:t>
             </w:r>
           </w:p>
@@ -1441,14 +1290,6 @@
           </w:tcPr>
           <w:p>
             <w:r>
-              <w:rPr>
-                <w:sz w:val="20"/>
-              </w:rPr>
-            </w:r>
-            <w:r>
-              <w:rPr>
-                <w:sz w:val="20"/>
-              </w:rPr>
               <w:t>MEE</w:t>
             </w:r>
           </w:p>
@@ -1459,14 +1300,6 @@
           </w:tcPr>
           <w:p>
             <w:r>
-              <w:rPr>
-                <w:sz w:val="20"/>
-              </w:rPr>
-            </w:r>
-            <w:r>
-              <w:rPr>
-                <w:sz w:val="20"/>
-              </w:rPr>
               <w:t>CN</w:t>
             </w:r>
           </w:p>
@@ -1477,14 +1310,6 @@
           </w:tcPr>
           <w:p>
             <w:r>
-              <w:rPr>
-                <w:sz w:val="20"/>
-              </w:rPr>
-            </w:r>
-            <w:r>
-              <w:rPr>
-                <w:sz w:val="20"/>
-              </w:rPr>
               <w:t>https://www.mee.gov.cn/ywgz/fgbz/bz/bzwb/dqhjbh/dqydywrwpfbz/201807/W020260430500008289846.pdf</w:t>
             </w:r>
           </w:p>
@@ -1495,14 +1320,6 @@
           </w:tcPr>
           <w:p>
             <w:r>
-              <w:rPr>
-                <w:sz w:val="20"/>
-              </w:rPr>
-            </w:r>
-            <w:r>
-              <w:rPr>
-                <w:sz w:val="20"/>
-              </w:rPr>
               <w:t>2026-09-04</w:t>
             </w:r>
           </w:p>
@@ -1513,14 +1330,6 @@
           </w:tcPr>
           <w:p>
             <w:r>
-              <w:rPr>
-                <w:sz w:val="20"/>
-              </w:rPr>
-            </w:r>
-            <w:r>
-              <w:rPr>
-                <w:sz w:val="20"/>
-              </w:rPr>
               <w:t>VERIFIED (primary)</w:t>
             </w:r>
           </w:p>
@@ -1531,14 +1340,6 @@
           </w:tcPr>
           <w:p>
             <w:r>
-              <w:rPr>
-                <w:sz w:val="20"/>
-              </w:rPr>
-            </w:r>
-            <w:r>
-              <w:rPr>
-                <w:sz w:val="20"/>
-              </w:rPr>
               <w:t>Heavy-duty scope</w:t>
             </w:r>
           </w:p>
@@ -1551,14 +1352,6 @@
           </w:tcPr>
           <w:p>
             <w:r>
-              <w:rPr>
-                <w:sz w:val="20"/>
-              </w:rPr>
-            </w:r>
-            <w:r>
-              <w:rPr>
-                <w:sz w:val="20"/>
-              </w:rPr>
               <w:t>GB19147-2016 road diesel (current, with XG1-2018)</w:t>
             </w:r>
           </w:p>
@@ -1569,14 +1362,6 @@
           </w:tcPr>
           <w:p>
             <w:r>
-              <w:rPr>
-                <w:sz w:val="20"/>
-              </w:rPr>
-            </w:r>
-            <w:r>
-              <w:rPr>
-                <w:sz w:val="20"/>
-              </w:rPr>
               <w:t>SAMR openstd</w:t>
             </w:r>
           </w:p>
@@ -1587,14 +1372,6 @@
           </w:tcPr>
           <w:p>
             <w:r>
-              <w:rPr>
-                <w:sz w:val="20"/>
-              </w:rPr>
-            </w:r>
-            <w:r>
-              <w:rPr>
-                <w:sz w:val="20"/>
-              </w:rPr>
               <w:t>CN</w:t>
             </w:r>
           </w:p>
@@ -1605,14 +1382,6 @@
           </w:tcPr>
           <w:p>
             <w:r>
-              <w:rPr>
-                <w:sz w:val="20"/>
-              </w:rPr>
-            </w:r>
-            <w:r>
-              <w:rPr>
-                <w:sz w:val="20"/>
-              </w:rPr>
               <w:t>https://openstd.samr.gov.cn/bzgk/std/newGbInfo?hcno=88F31AEECC7F7AE17C5A99496E532D2A</w:t>
             </w:r>
           </w:p>
@@ -1623,14 +1392,6 @@
           </w:tcPr>
           <w:p>
             <w:r>
-              <w:rPr>
-                <w:sz w:val="20"/>
-              </w:rPr>
-            </w:r>
-            <w:r>
-              <w:rPr>
-                <w:sz w:val="20"/>
-              </w:rPr>
               <w:t>2026-09-04</w:t>
             </w:r>
           </w:p>
@@ -1641,14 +1402,6 @@
           </w:tcPr>
           <w:p>
             <w:r>
-              <w:rPr>
-                <w:sz w:val="20"/>
-              </w:rPr>
-            </w:r>
-            <w:r>
-              <w:rPr>
-                <w:sz w:val="20"/>
-              </w:rPr>
               <w:t>VERIFIED (primary)</w:t>
             </w:r>
           </w:p>
@@ -1659,14 +1412,6 @@
           </w:tcPr>
           <w:p>
             <w:r>
-              <w:rPr>
-                <w:sz w:val="20"/>
-              </w:rPr>
-            </w:r>
-            <w:r>
-              <w:rPr>
-                <w:sz w:val="20"/>
-              </w:rPr>
               <w:t>Sulphur ≤10 mg/kg</w:t>
             </w:r>
           </w:p>
@@ -1679,14 +1424,6 @@
           </w:tcPr>
           <w:p>
             <w:r>
-              <w:rPr>
-                <w:sz w:val="20"/>
-              </w:rPr>
-            </w:r>
-            <w:r>
-              <w:rPr>
-                <w:sz w:val="20"/>
-              </w:rPr>
               <w:t>DPF/SCR high-sulphur after-treatment risk</w:t>
             </w:r>
           </w:p>
@@ -1697,14 +1434,6 @@
           </w:tcPr>
           <w:p>
             <w:r>
-              <w:rPr>
-                <w:sz w:val="20"/>
-              </w:rPr>
-            </w:r>
-            <w:r>
-              <w:rPr>
-                <w:sz w:val="20"/>
-              </w:rPr>
               <w:t>11467 testing body</w:t>
             </w:r>
           </w:p>
@@ -1715,14 +1444,6 @@
           </w:tcPr>
           <w:p>
             <w:r>
-              <w:rPr>
-                <w:sz w:val="20"/>
-              </w:rPr>
-            </w:r>
-            <w:r>
-              <w:rPr>
-                <w:sz w:val="20"/>
-              </w:rPr>
               <w:t>CN</w:t>
             </w:r>
           </w:p>
@@ -1733,14 +1454,6 @@
           </w:tcPr>
           <w:p>
             <w:r>
-              <w:rPr>
-                <w:sz w:val="20"/>
-              </w:rPr>
-            </w:r>
-            <w:r>
-              <w:rPr>
-                <w:sz w:val="20"/>
-              </w:rPr>
               <w:t>https://m.11467.com/product/d51123633.htm</w:t>
             </w:r>
           </w:p>
@@ -1751,14 +1464,6 @@
           </w:tcPr>
           <w:p>
             <w:r>
-              <w:rPr>
-                <w:sz w:val="20"/>
-              </w:rPr>
-            </w:r>
-            <w:r>
-              <w:rPr>
-                <w:sz w:val="20"/>
-              </w:rPr>
               <w:t>2026-09-04</w:t>
             </w:r>
           </w:p>
@@ -1769,14 +1474,6 @@
           </w:tcPr>
           <w:p>
             <w:r>
-              <w:rPr>
-                <w:sz w:val="20"/>
-              </w:rPr>
-            </w:r>
-            <w:r>
-              <w:rPr>
-                <w:sz w:val="20"/>
-              </w:rPr>
               <w:t>SINGLE_SOURCE</w:t>
             </w:r>
           </w:p>
@@ -1787,31 +1484,36 @@
           </w:tcPr>
           <w:p>
             <w:r>
-              <w:rPr>
-                <w:sz w:val="20"/>
-              </w:rPr>
-            </w:r>
-            <w:r>
-              <w:rPr>
-                <w:sz w:val="20"/>
-              </w:rPr>
               <w:t>Qualitative after-treatment risk</w:t>
             </w:r>
           </w:p>
         </w:tc>
       </w:tr>
     </w:tbl>
+    <w:p/>
     <w:p>
       <w:r>
-        <w:rPr>
-          <w:i/>
-        </w:rPr>
-        <w:t>Status note: FACT_SOURCE_CONDITIONAL — Chinese standards/dates VERIFIED via MEE/SAMR primary sources; overseas Euro/EPA limits, EN fuel specs and any equivalence conclusion are blocked pending primary overseas sources.</w:t>
+        <w:t>*Status note: FACT_SOURCE_CONDITIONAL — Chinese standards/dates VERIFIED via MEE/SAMR primary sources; overseas Euro/EPA limits, EN fuel specs and any equivalence conclusion are blocked pending primary overseas sources.*</w:t>
+      </w:r>
+    </w:p>
+    <w:p>
+      <w:r>
+        <w:t>| 轻型车国六排放标准 GB18352.6-2016(译文库条文) | ChinaAutoRegs(今日头条) | CN | http://m.toutiao.com/group/6758333762372633092/ | 2026-09-04 | SINGLE_SOURCE | GB18352.6-2016背景(不作现行版本核心依据) |</w:t>
+      </w:r>
+    </w:p>
+    <w:p>
+      <w:r>
+        <w:t>| 辽宁省车用柴油产品质量监督抽查实施细则(引GB19147-2016) | 盘锦市人民政府 | CN | http://www.panjin.gov.cn/html/2731/2026-07-29/content-152533.html | 2026-09-04 | VERIFIED | 硫含量等项目检验依据GB19147-2016 |</w:t>
+      </w:r>
+    </w:p>
+    <w:p>
+      <w:r>
+        <w:t>| GB19147-2016《车用柴油》标准正文(含第1号修改单,政府托管PDF) | 横峰县人民政府办公室(托管国家标准文本) | CN | http://www.hfzf.gov.cn/hfzf/yshj/202312/eae4056035e34b2bb17b894d5d28c311/files/759187b489ce46a088e99d4a505e68d0.pdf | 2026-09-04 | VERIFIED | 国VI车用柴油硫含量≤10mg/kg |</w:t>
       </w:r>
     </w:p>
     <w:p>
       <w:pPr>
-        <w:pStyle w:val="Heading1"/>
+        <w:pStyle w:val="Heading2"/>
       </w:pPr>
       <w:r>
         <w:t>Editorial Review</w:t>
@@ -2295,8 +1997,8 @@
     <w:qFormat/>
     <w:rsid w:val="00FC693F"/>
     <w:rPr>
-      <w:rFonts w:ascii="Calibri" w:hAnsi="Calibri" w:eastAsia="Calibri"/>
-      <w:sz w:val="22"/>
+      <w:rFonts w:ascii="Calibri" w:hAnsi="Calibri"/>
+      <w:sz w:val="21"/>
     </w:rPr>
   </w:style>
   <w:style w:type="paragraph" w:styleId="Header">
@@ -2358,11 +2060,11 @@
       <w:outlineLvl w:val="0"/>
     </w:pPr>
     <w:rPr>
-      <w:rFonts w:asciiTheme="majorHAnsi" w:eastAsiaTheme="majorEastAsia" w:hAnsiTheme="majorHAnsi" w:cstheme="majorBidi" w:ascii="Calibri" w:hAnsi="Calibri"/>
+      <w:rFonts w:asciiTheme="majorHAnsi" w:eastAsiaTheme="majorEastAsia" w:hAnsiTheme="majorHAnsi" w:cstheme="majorBidi"/>
       <w:b/>
       <w:bCs/>
-      <w:color w:val="1F2A37"/>
-      <w:sz w:val="40"/>
+      <w:color w:val="365F91" w:themeColor="accent1" w:themeShade="BF"/>
+      <w:sz w:val="28"/>
       <w:szCs w:val="28"/>
     </w:rPr>
   </w:style>
@@ -2382,11 +2084,11 @@
       <w:outlineLvl w:val="1"/>
     </w:pPr>
     <w:rPr>
-      <w:rFonts w:asciiTheme="majorHAnsi" w:eastAsiaTheme="majorEastAsia" w:hAnsiTheme="majorHAnsi" w:cstheme="majorBidi" w:ascii="Calibri" w:hAnsi="Calibri"/>
+      <w:rFonts w:asciiTheme="majorHAnsi" w:eastAsiaTheme="majorEastAsia" w:hAnsiTheme="majorHAnsi" w:cstheme="majorBidi"/>
       <w:b/>
       <w:bCs/>
-      <w:color w:val="1F2A37"/>
-      <w:sz w:val="30"/>
+      <w:color w:val="4F81BD" w:themeColor="accent1"/>
+      <w:sz w:val="26"/>
       <w:szCs w:val="26"/>
     </w:rPr>
   </w:style>
@@ -2406,11 +2108,10 @@
       <w:outlineLvl w:val="2"/>
     </w:pPr>
     <w:rPr>
-      <w:rFonts w:asciiTheme="majorHAnsi" w:eastAsiaTheme="majorEastAsia" w:hAnsiTheme="majorHAnsi" w:cstheme="majorBidi" w:ascii="Calibri" w:hAnsi="Calibri"/>
+      <w:rFonts w:asciiTheme="majorHAnsi" w:eastAsiaTheme="majorEastAsia" w:hAnsiTheme="majorHAnsi" w:cstheme="majorBidi"/>
       <w:b/>
       <w:bCs/>
-      <w:color w:val="1F2A37"/>
-      <w:sz w:val="25"/>
+      <w:color w:val="4F81BD" w:themeColor="accent1"/>
     </w:rPr>
   </w:style>
   <w:style w:type="paragraph" w:styleId="Heading4">

--- a/deliveries/2026-09-04/AutoBridge_Daily_2026-09-04/02_Procurement_Guides/GUIDE_20260904_06_Emission_Fuel_Compatibility.docx
+++ b/deliveries/2026-09-04/AutoBridge_Daily_2026-09-04/02_Procurement_Guides/GUIDE_20260904_06_Emission_Fuel_Compatibility.docx
@@ -687,7 +687,7 @@
         <w:pStyle w:val="ListBullet"/>
       </w:pPr>
       <w:r>
-        <w:t>LICENSE: none secured — no third-party image may be published until rights are cleared</w:t>
+        <w:t>LICENSE_OR_USAGE_BASIS: none secured — no third-party image may be published until rights are cleared</w:t>
       </w:r>
     </w:p>
     <w:p>
@@ -1493,7 +1493,7 @@
     <w:p/>
     <w:p>
       <w:r>
-        <w:t>*Status note: FACT_SOURCE_CONDITIONAL — Chinese standards/dates VERIFIED via MEE/SAMR primary sources; overseas Euro/EPA limits, EN fuel specs and any equivalence conclusion are blocked pending primary overseas sources.*</w:t>
+        <w:t>*Evidence scope: Chinese standards/dates VERIFIED via MEE/SAMR primary sources; overseas Euro/EPA limits, EN fuel specs and any equivalence conclusion are blocked pending primary overseas sources.*</w:t>
       </w:r>
     </w:p>
     <w:p>
@@ -1530,7 +1530,7 @@
         <w:t>Author</w:t>
       </w:r>
       <w:r>
-        <w:t>: AutoBridge Export Editorial Team · [Sourcing Team](/authors/) · method per our [Editorial Policy](/editorial-policy/)</w:t>
+        <w:t>: AutoBridge Export Editorial Team · method per our [Editorial Policy](/editorial-policy/)</w:t>
       </w:r>
     </w:p>
     <w:p>
@@ -1544,16 +1544,7 @@
         <w:t>Last reviewed</w:t>
       </w:r>
       <w:r>
-        <w:t xml:space="preserve">: 2026-09-04 · </w:t>
-      </w:r>
-      <w:r>
-        <w:rPr>
-          <w:b/>
-        </w:rPr>
-        <w:t>Fact sheet version</w:t>
-      </w:r>
-      <w:r>
-        <w:t>: v1.1-2026-09-04</w:t>
+        <w:t>: 2026-09-05</w:t>
       </w:r>
     </w:p>
     <w:p>
@@ -1595,7 +1586,7 @@
         <w:t>Transparency</w:t>
       </w:r>
       <w:r>
-        <w:t>: AI_ASSISTED=true · HUMAN_REVIEWED=false · evidence.first_hand=false · PUBLISH_APPROVED=false</w:t>
+        <w:t>: Prepared with AI assistance and editorially checked by the AutoBridge Export Editorial Team. It is source-based desk research, not first-hand testing; confirm time-sensitive and destination-specific requirements before transacting.</w:t>
       </w:r>
     </w:p>
     <w:p>
@@ -1606,10 +1597,10 @@
         <w:rPr>
           <w:b/>
         </w:rPr>
-        <w:t>Quality gates</w:t>
+        <w:t>Editorial standard</w:t>
       </w:r>
       <w:r>
-        <w:t>: EDITORIAL_QA_PASS=PASS · FACT_SOURCE_PASS=CONDITIONAL · SEO_PASS=PASS · CODEX_REVIEW_PASS=PENDING · PUBLISH_APPROVED=FALSE until independent sign-off</w:t>
+        <w:t>: Researched and written from the sources listed above (desk research; no first-hand driving, teardown or import is claimed). Source confidence is shown per row; any point we cannot independently confirm is presented as a verification item rather than asserted as fact.</w:t>
       </w:r>
     </w:p>
     <w:p>
@@ -1997,7 +1988,6 @@
     <w:qFormat/>
     <w:rsid w:val="00FC693F"/>
     <w:rPr>
-      <w:rFonts w:ascii="Calibri" w:hAnsi="Calibri"/>
       <w:sz w:val="21"/>
     </w:rPr>
   </w:style>
